--- a/lessons/2-9/readiness/practice.docx
+++ b/lessons/2-9/readiness/practice.docx
@@ -86,7 +86,1259 @@
     </w:p>
     <w:p>
       <w:pPr>
-        <w:spacing w:after="120" w:before="0"/>
+        <w:spacing w:after="60" w:before="120"/>
+      </w:pPr>
+      <w:r>
+        <w:rPr>
+          <w:b/>
+          <w:bCs/>
+          <w:color w:val="0F2B3C"/>
+          <w:sz w:val="24"/>
+          <w:szCs w:val="24"/>
+        </w:rPr>
+        <w:t xml:space="preserve">Vocabulary Anchor Box</w:t>
+      </w:r>
+    </w:p>
+    <w:tbl>
+      <w:tblPr>
+        <w:tblW w:type="dxa" w:w="9360"/>
+        <w:tblBorders>
+          <w:top w:val="single" w:color="C7D2DD" w:sz="6"/>
+          <w:left w:val="single" w:color="C7D2DD" w:sz="6"/>
+          <w:bottom w:val="single" w:color="C7D2DD" w:sz="6"/>
+          <w:right w:val="single" w:color="C7D2DD" w:sz="6"/>
+          <w:insideH w:val="single" w:color="C7D2DD" w:sz="6"/>
+          <w:insideV w:val="single" w:color="C7D2DD" w:sz="6"/>
+        </w:tblBorders>
+      </w:tblPr>
+      <w:tblGrid>
+        <w:gridCol w:w="1800"/>
+        <w:gridCol w:w="3160"/>
+        <w:gridCol w:w="2200"/>
+        <w:gridCol w:w="2200"/>
+      </w:tblGrid>
+      <w:tr>
+        <w:trPr>
+          <w:cantSplit/>
+          <w:tblHeader/>
+        </w:trPr>
+        <w:tc>
+          <w:tcPr>
+            <w:tcW w:type="dxa" w:w="1800"/>
+            <w:shd w:fill="EEF4F8" w:color="auto" w:val="clear"/>
+            <w:tcMar>
+              <w:top w:type="dxa" w:w="60"/>
+              <w:left w:type="dxa" w:w="100"/>
+              <w:bottom w:type="dxa" w:w="60"/>
+              <w:right w:type="dxa" w:w="100"/>
+            </w:tcMar>
+          </w:tcPr>
+          <w:p>
+            <w:pPr>
+              <w:spacing w:after="0" w:before="0"/>
+            </w:pPr>
+            <w:r>
+              <w:rPr>
+                <w:b/>
+                <w:bCs/>
+                <w:color w:val="0F2B3C"/>
+                <w:sz w:val="18"/>
+                <w:szCs w:val="18"/>
+              </w:rPr>
+              <w:t xml:space="preserve">Concept Term</w:t>
+            </w:r>
+          </w:p>
+        </w:tc>
+        <w:tc>
+          <w:tcPr>
+            <w:tcW w:type="dxa" w:w="3160"/>
+            <w:shd w:fill="EEF4F8" w:color="auto" w:val="clear"/>
+            <w:tcMar>
+              <w:top w:type="dxa" w:w="60"/>
+              <w:left w:type="dxa" w:w="100"/>
+              <w:bottom w:type="dxa" w:w="60"/>
+              <w:right w:type="dxa" w:w="100"/>
+            </w:tcMar>
+          </w:tcPr>
+          <w:p>
+            <w:pPr>
+              <w:spacing w:after="0" w:before="0"/>
+            </w:pPr>
+            <w:r>
+              <w:rPr>
+                <w:b/>
+                <w:bCs/>
+                <w:color w:val="0F2B3C"/>
+                <w:sz w:val="18"/>
+                <w:szCs w:val="18"/>
+              </w:rPr>
+              <w:t xml:space="preserve">Student-Friendly Definition</w:t>
+            </w:r>
+          </w:p>
+        </w:tc>
+        <w:tc>
+          <w:tcPr>
+            <w:tcW w:type="dxa" w:w="2200"/>
+            <w:shd w:fill="EEF4F8" w:color="auto" w:val="clear"/>
+            <w:tcMar>
+              <w:top w:type="dxa" w:w="60"/>
+              <w:left w:type="dxa" w:w="100"/>
+              <w:bottom w:type="dxa" w:w="60"/>
+              <w:right w:type="dxa" w:w="100"/>
+            </w:tcMar>
+          </w:tcPr>
+          <w:p>
+            <w:pPr>
+              <w:spacing w:after="0" w:before="0"/>
+            </w:pPr>
+            <w:r>
+              <w:rPr>
+                <w:b/>
+                <w:bCs/>
+                <w:color w:val="0F2B3C"/>
+                <w:sz w:val="18"/>
+                <w:szCs w:val="18"/>
+              </w:rPr>
+              <w:t xml:space="preserve">Non-Example</w:t>
+            </w:r>
+          </w:p>
+        </w:tc>
+        <w:tc>
+          <w:tcPr>
+            <w:tcW w:type="dxa" w:w="2200"/>
+            <w:shd w:fill="EEF4F8" w:color="auto" w:val="clear"/>
+            <w:tcMar>
+              <w:top w:type="dxa" w:w="60"/>
+              <w:left w:type="dxa" w:w="100"/>
+              <w:bottom w:type="dxa" w:w="60"/>
+              <w:right w:type="dxa" w:w="100"/>
+            </w:tcMar>
+          </w:tcPr>
+          <w:p>
+            <w:pPr>
+              <w:spacing w:after="0" w:before="0"/>
+            </w:pPr>
+            <w:r>
+              <w:rPr>
+                <w:b/>
+                <w:bCs/>
+                <w:color w:val="0F2B3C"/>
+                <w:sz w:val="18"/>
+                <w:szCs w:val="18"/>
+              </w:rPr>
+              <w:t xml:space="preserve">Visual Clue</w:t>
+            </w:r>
+          </w:p>
+        </w:tc>
+      </w:tr>
+      <w:tr>
+        <w:trPr>
+          <w:cantSplit/>
+        </w:trPr>
+        <w:tc>
+          <w:tcPr>
+            <w:tcW w:type="dxa" w:w="1800"/>
+            <w:tcMar>
+              <w:top w:type="dxa" w:w="60"/>
+              <w:left w:type="dxa" w:w="100"/>
+              <w:bottom w:type="dxa" w:w="60"/>
+              <w:right w:type="dxa" w:w="100"/>
+            </w:tcMar>
+            <w:vAlign w:val="top"/>
+          </w:tcPr>
+          <w:p>
+            <w:pPr>
+              <w:spacing w:after="20" w:before="0"/>
+            </w:pPr>
+            <w:r>
+              <w:rPr>
+                <w:b/>
+                <w:bCs/>
+                <w:color w:val="0F2B3C"/>
+                <w:sz w:val="20"/>
+                <w:szCs w:val="20"/>
+              </w:rPr>
+              <w:t xml:space="preserve">Mean Absolute Deviation</w:t>
+            </w:r>
+          </w:p>
+          <w:p>
+            <w:pPr>
+              <w:spacing w:after="0" w:before="0"/>
+            </w:pPr>
+            <w:r>
+              <w:rPr>
+                <w:i/>
+                <w:iCs/>
+                <w:color w:val="5E6E7E"/>
+                <w:sz w:val="18"/>
+                <w:szCs w:val="18"/>
+              </w:rPr>
+              <w:t xml:space="preserve">Desviación media absoluta</w:t>
+            </w:r>
+          </w:p>
+        </w:tc>
+        <w:tc>
+          <w:tcPr>
+            <w:tcW w:type="dxa" w:w="3160"/>
+            <w:tcMar>
+              <w:top w:type="dxa" w:w="60"/>
+              <w:left w:type="dxa" w:w="100"/>
+              <w:bottom w:type="dxa" w:w="60"/>
+              <w:right w:type="dxa" w:w="100"/>
+            </w:tcMar>
+            <w:vAlign w:val="top"/>
+          </w:tcPr>
+          <w:p>
+            <w:pPr>
+              <w:spacing w:after="0" w:before="0"/>
+            </w:pPr>
+            <w:r>
+              <w:rPr>
+                <w:sz w:val="19"/>
+                <w:szCs w:val="19"/>
+              </w:rPr>
+              <w:t xml:space="preserve">The average distance of data values from the mean; it describes spread.</w:t>
+            </w:r>
+          </w:p>
+        </w:tc>
+        <w:tc>
+          <w:tcPr>
+            <w:tcW w:type="dxa" w:w="2200"/>
+            <w:tcMar>
+              <w:top w:type="dxa" w:w="60"/>
+              <w:left w:type="dxa" w:w="100"/>
+              <w:bottom w:type="dxa" w:w="60"/>
+              <w:right w:type="dxa" w:w="100"/>
+            </w:tcMar>
+            <w:vAlign w:val="top"/>
+          </w:tcPr>
+          <w:p>
+            <w:pPr>
+              <w:spacing w:after="30" w:before="0"/>
+            </w:pPr>
+            <w:r>
+              <w:rPr>
+                <w:i/>
+                <w:iCs/>
+                <w:color w:val="5E6E7E"/>
+                <w:sz w:val="18"/>
+                <w:szCs w:val="18"/>
+              </w:rPr>
+              <w:t xml:space="preserve">Not Mean Absolute Deviation: write a counter-example that does not fit the rule.</w:t>
+            </w:r>
+          </w:p>
+          <w:p>
+            <w:pPr>
+              <w:spacing w:after="50" w:before="0"/>
+            </w:pPr>
+            <w:r>
+              <w:rPr>
+                <w:color w:val="BBBBBB"/>
+                <w:sz w:val="18"/>
+                <w:szCs w:val="18"/>
+              </w:rPr>
+              <w:t xml:space="preserve">____________________________</w:t>
+            </w:r>
+          </w:p>
+        </w:tc>
+        <w:tc>
+          <w:tcPr>
+            <w:tcW w:type="dxa" w:w="2200"/>
+            <w:tcMar>
+              <w:top w:type="dxa" w:w="60"/>
+              <w:left w:type="dxa" w:w="100"/>
+              <w:bottom w:type="dxa" w:w="60"/>
+              <w:right w:type="dxa" w:w="100"/>
+            </w:tcMar>
+            <w:vAlign w:val="top"/>
+          </w:tcPr>
+          <w:p>
+            <w:pPr>
+              <w:spacing w:after="0" w:before="0"/>
+            </w:pPr>
+            <w:r>
+              <w:rPr>
+                <w:i/>
+                <w:iCs/>
+                <w:color w:val="5E6E7E"/>
+                <w:sz w:val="18"/>
+                <w:szCs w:val="18"/>
+              </w:rPr>
+              <w:t xml:space="preserve">MAD = sum of absolute distances from the mean ÷ number of values.</w:t>
+            </w:r>
+          </w:p>
+        </w:tc>
+      </w:tr>
+      <w:tr>
+        <w:trPr>
+          <w:cantSplit/>
+        </w:trPr>
+        <w:tc>
+          <w:tcPr>
+            <w:tcW w:type="dxa" w:w="1800"/>
+            <w:tcMar>
+              <w:top w:type="dxa" w:w="60"/>
+              <w:left w:type="dxa" w:w="100"/>
+              <w:bottom w:type="dxa" w:w="60"/>
+              <w:right w:type="dxa" w:w="100"/>
+            </w:tcMar>
+            <w:vAlign w:val="top"/>
+          </w:tcPr>
+          <w:p>
+            <w:pPr>
+              <w:spacing w:after="20" w:before="0"/>
+            </w:pPr>
+            <w:r>
+              <w:rPr>
+                <w:b/>
+                <w:bCs/>
+                <w:color w:val="0F2B3C"/>
+                <w:sz w:val="20"/>
+                <w:szCs w:val="20"/>
+              </w:rPr>
+              <w:t xml:space="preserve">Deviation</w:t>
+            </w:r>
+          </w:p>
+          <w:p>
+            <w:pPr>
+              <w:spacing w:after="0" w:before="0"/>
+            </w:pPr>
+            <w:r>
+              <w:rPr>
+                <w:i/>
+                <w:iCs/>
+                <w:color w:val="5E6E7E"/>
+                <w:sz w:val="18"/>
+                <w:szCs w:val="18"/>
+              </w:rPr>
+              <w:t xml:space="preserve">Desviación</w:t>
+            </w:r>
+          </w:p>
+        </w:tc>
+        <w:tc>
+          <w:tcPr>
+            <w:tcW w:type="dxa" w:w="3160"/>
+            <w:tcMar>
+              <w:top w:type="dxa" w:w="60"/>
+              <w:left w:type="dxa" w:w="100"/>
+              <w:bottom w:type="dxa" w:w="60"/>
+              <w:right w:type="dxa" w:w="100"/>
+            </w:tcMar>
+            <w:vAlign w:val="top"/>
+          </w:tcPr>
+          <w:p>
+            <w:pPr>
+              <w:spacing w:after="0" w:before="0"/>
+            </w:pPr>
+            <w:r>
+              <w:rPr>
+                <w:sz w:val="19"/>
+                <w:szCs w:val="19"/>
+              </w:rPr>
+              <w:t xml:space="preserve">How far a number is from the mean.</w:t>
+            </w:r>
+          </w:p>
+        </w:tc>
+        <w:tc>
+          <w:tcPr>
+            <w:tcW w:type="dxa" w:w="2200"/>
+            <w:tcMar>
+              <w:top w:type="dxa" w:w="60"/>
+              <w:left w:type="dxa" w:w="100"/>
+              <w:bottom w:type="dxa" w:w="60"/>
+              <w:right w:type="dxa" w:w="100"/>
+            </w:tcMar>
+            <w:vAlign w:val="top"/>
+          </w:tcPr>
+          <w:p>
+            <w:pPr>
+              <w:spacing w:after="30" w:before="0"/>
+            </w:pPr>
+            <w:r>
+              <w:rPr>
+                <w:i/>
+                <w:iCs/>
+                <w:color w:val="5E6E7E"/>
+                <w:sz w:val="18"/>
+                <w:szCs w:val="18"/>
+              </w:rPr>
+              <w:t xml:space="preserve">Not Deviation: write a counter-example that does not fit the rule.</w:t>
+            </w:r>
+          </w:p>
+          <w:p>
+            <w:pPr>
+              <w:spacing w:after="50" w:before="0"/>
+            </w:pPr>
+            <w:r>
+              <w:rPr>
+                <w:color w:val="BBBBBB"/>
+                <w:sz w:val="18"/>
+                <w:szCs w:val="18"/>
+              </w:rPr>
+              <w:t xml:space="preserve">____________________________</w:t>
+            </w:r>
+          </w:p>
+        </w:tc>
+        <w:tc>
+          <w:tcPr>
+            <w:tcW w:type="dxa" w:w="2200"/>
+            <w:tcMar>
+              <w:top w:type="dxa" w:w="60"/>
+              <w:left w:type="dxa" w:w="100"/>
+              <w:bottom w:type="dxa" w:w="60"/>
+              <w:right w:type="dxa" w:w="100"/>
+            </w:tcMar>
+            <w:vAlign w:val="top"/>
+          </w:tcPr>
+          <w:p>
+            <w:pPr>
+              <w:spacing w:after="0" w:before="0"/>
+            </w:pPr>
+            <w:r>
+              <w:rPr>
+                <w:i/>
+                <w:iCs/>
+                <w:color w:val="5E6E7E"/>
+                <w:sz w:val="18"/>
+                <w:szCs w:val="18"/>
+              </w:rPr>
+              <w:t xml:space="preserve">If mean = 20 and value = 17, deviation = 17 − 20 = −3 (3 below the mean)</w:t>
+            </w:r>
+          </w:p>
+        </w:tc>
+      </w:tr>
+      <w:tr>
+        <w:trPr>
+          <w:cantSplit/>
+        </w:trPr>
+        <w:tc>
+          <w:tcPr>
+            <w:tcW w:type="dxa" w:w="1800"/>
+            <w:tcMar>
+              <w:top w:type="dxa" w:w="60"/>
+              <w:left w:type="dxa" w:w="100"/>
+              <w:bottom w:type="dxa" w:w="60"/>
+              <w:right w:type="dxa" w:w="100"/>
+            </w:tcMar>
+            <w:vAlign w:val="top"/>
+          </w:tcPr>
+          <w:p>
+            <w:pPr>
+              <w:spacing w:after="20" w:before="0"/>
+            </w:pPr>
+            <w:r>
+              <w:rPr>
+                <w:b/>
+                <w:bCs/>
+                <w:color w:val="0F2B3C"/>
+                <w:sz w:val="20"/>
+                <w:szCs w:val="20"/>
+              </w:rPr>
+              <w:t xml:space="preserve">Absolute Value</w:t>
+            </w:r>
+          </w:p>
+          <w:p>
+            <w:pPr>
+              <w:spacing w:after="0" w:before="0"/>
+            </w:pPr>
+            <w:r>
+              <w:rPr>
+                <w:i/>
+                <w:iCs/>
+                <w:color w:val="5E6E7E"/>
+                <w:sz w:val="18"/>
+                <w:szCs w:val="18"/>
+              </w:rPr>
+              <w:t xml:space="preserve">Valor absoluto</w:t>
+            </w:r>
+          </w:p>
+        </w:tc>
+        <w:tc>
+          <w:tcPr>
+            <w:tcW w:type="dxa" w:w="3160"/>
+            <w:tcMar>
+              <w:top w:type="dxa" w:w="60"/>
+              <w:left w:type="dxa" w:w="100"/>
+              <w:bottom w:type="dxa" w:w="60"/>
+              <w:right w:type="dxa" w:w="100"/>
+            </w:tcMar>
+            <w:vAlign w:val="top"/>
+          </w:tcPr>
+          <w:p>
+            <w:pPr>
+              <w:spacing w:after="0" w:before="0"/>
+            </w:pPr>
+            <w:r>
+              <w:rPr>
+                <w:sz w:val="19"/>
+                <w:szCs w:val="19"/>
+              </w:rPr>
+              <w:t xml:space="preserve">How far a number is from zero. It is never negative.</w:t>
+            </w:r>
+          </w:p>
+        </w:tc>
+        <w:tc>
+          <w:tcPr>
+            <w:tcW w:type="dxa" w:w="2200"/>
+            <w:tcMar>
+              <w:top w:type="dxa" w:w="60"/>
+              <w:left w:type="dxa" w:w="100"/>
+              <w:bottom w:type="dxa" w:w="60"/>
+              <w:right w:type="dxa" w:w="100"/>
+            </w:tcMar>
+            <w:vAlign w:val="top"/>
+          </w:tcPr>
+          <w:p>
+            <w:pPr>
+              <w:spacing w:after="30" w:before="0"/>
+            </w:pPr>
+            <w:r>
+              <w:rPr>
+                <w:i/>
+                <w:iCs/>
+                <w:color w:val="5E6E7E"/>
+                <w:sz w:val="18"/>
+                <w:szCs w:val="18"/>
+              </w:rPr>
+              <w:t xml:space="preserve">Not Absolute Value: write a counter-example that does not fit the rule.</w:t>
+            </w:r>
+          </w:p>
+          <w:p>
+            <w:pPr>
+              <w:spacing w:after="50" w:before="0"/>
+            </w:pPr>
+            <w:r>
+              <w:rPr>
+                <w:color w:val="BBBBBB"/>
+                <w:sz w:val="18"/>
+                <w:szCs w:val="18"/>
+              </w:rPr>
+              <w:t xml:space="preserve">____________________________</w:t>
+            </w:r>
+          </w:p>
+        </w:tc>
+        <w:tc>
+          <w:tcPr>
+            <w:tcW w:type="dxa" w:w="2200"/>
+            <w:tcMar>
+              <w:top w:type="dxa" w:w="60"/>
+              <w:left w:type="dxa" w:w="100"/>
+              <w:bottom w:type="dxa" w:w="60"/>
+              <w:right w:type="dxa" w:w="100"/>
+            </w:tcMar>
+            <w:vAlign w:val="top"/>
+          </w:tcPr>
+          <w:p>
+            <w:pPr>
+              <w:spacing w:after="0" w:before="0"/>
+            </w:pPr>
+            <w:r>
+              <w:rPr>
+                <w:i/>
+                <w:iCs/>
+                <w:color w:val="5E6E7E"/>
+                <w:sz w:val="18"/>
+                <w:szCs w:val="18"/>
+              </w:rPr>
+              <w:t xml:space="preserve">|−3| = 3 and |3| = 3 — both are 3 units from zero</w:t>
+            </w:r>
+          </w:p>
+        </w:tc>
+      </w:tr>
+      <w:tr>
+        <w:trPr>
+          <w:cantSplit/>
+        </w:trPr>
+        <w:tc>
+          <w:tcPr>
+            <w:tcW w:type="dxa" w:w="1800"/>
+            <w:tcMar>
+              <w:top w:type="dxa" w:w="60"/>
+              <w:left w:type="dxa" w:w="100"/>
+              <w:bottom w:type="dxa" w:w="60"/>
+              <w:right w:type="dxa" w:w="100"/>
+            </w:tcMar>
+            <w:vAlign w:val="top"/>
+          </w:tcPr>
+          <w:p>
+            <w:pPr>
+              <w:spacing w:after="20" w:before="0"/>
+            </w:pPr>
+            <w:r>
+              <w:rPr>
+                <w:b/>
+                <w:bCs/>
+                <w:color w:val="0F2B3C"/>
+                <w:sz w:val="20"/>
+                <w:szCs w:val="20"/>
+              </w:rPr>
+              <w:t xml:space="preserve">Spread</w:t>
+            </w:r>
+          </w:p>
+          <w:p>
+            <w:pPr>
+              <w:spacing w:after="0" w:before="0"/>
+            </w:pPr>
+            <w:r>
+              <w:rPr>
+                <w:i/>
+                <w:iCs/>
+                <w:color w:val="5E6E7E"/>
+                <w:sz w:val="18"/>
+                <w:szCs w:val="18"/>
+              </w:rPr>
+              <w:t xml:space="preserve">Dispersión</w:t>
+            </w:r>
+          </w:p>
+        </w:tc>
+        <w:tc>
+          <w:tcPr>
+            <w:tcW w:type="dxa" w:w="3160"/>
+            <w:tcMar>
+              <w:top w:type="dxa" w:w="60"/>
+              <w:left w:type="dxa" w:w="100"/>
+              <w:bottom w:type="dxa" w:w="60"/>
+              <w:right w:type="dxa" w:w="100"/>
+            </w:tcMar>
+            <w:vAlign w:val="top"/>
+          </w:tcPr>
+          <w:p>
+            <w:pPr>
+              <w:spacing w:after="0" w:before="0"/>
+            </w:pPr>
+            <w:r>
+              <w:rPr>
+                <w:sz w:val="19"/>
+                <w:szCs w:val="19"/>
+              </w:rPr>
+              <w:t xml:space="preserve">How far apart the numbers are.</w:t>
+            </w:r>
+          </w:p>
+        </w:tc>
+        <w:tc>
+          <w:tcPr>
+            <w:tcW w:type="dxa" w:w="2200"/>
+            <w:tcMar>
+              <w:top w:type="dxa" w:w="60"/>
+              <w:left w:type="dxa" w:w="100"/>
+              <w:bottom w:type="dxa" w:w="60"/>
+              <w:right w:type="dxa" w:w="100"/>
+            </w:tcMar>
+            <w:vAlign w:val="top"/>
+          </w:tcPr>
+          <w:p>
+            <w:pPr>
+              <w:spacing w:after="30" w:before="0"/>
+            </w:pPr>
+            <w:r>
+              <w:rPr>
+                <w:i/>
+                <w:iCs/>
+                <w:color w:val="5E6E7E"/>
+                <w:sz w:val="18"/>
+                <w:szCs w:val="18"/>
+              </w:rPr>
+              <w:t xml:space="preserve">Not Spread: write a counter-example that does not fit the rule.</w:t>
+            </w:r>
+          </w:p>
+          <w:p>
+            <w:pPr>
+              <w:spacing w:after="50" w:before="0"/>
+            </w:pPr>
+            <w:r>
+              <w:rPr>
+                <w:color w:val="BBBBBB"/>
+                <w:sz w:val="18"/>
+                <w:szCs w:val="18"/>
+              </w:rPr>
+              <w:t xml:space="preserve">____________________________</w:t>
+            </w:r>
+          </w:p>
+        </w:tc>
+        <w:tc>
+          <w:tcPr>
+            <w:tcW w:type="dxa" w:w="2200"/>
+            <w:tcMar>
+              <w:top w:type="dxa" w:w="60"/>
+              <w:left w:type="dxa" w:w="100"/>
+              <w:bottom w:type="dxa" w:w="60"/>
+              <w:right w:type="dxa" w:w="100"/>
+            </w:tcMar>
+            <w:vAlign w:val="top"/>
+          </w:tcPr>
+          <w:p>
+            <w:pPr>
+              <w:spacing w:after="0" w:before="0"/>
+            </w:pPr>
+            <w:r>
+              <w:rPr>
+                <w:i/>
+                <w:iCs/>
+                <w:color w:val="5E6E7E"/>
+                <w:sz w:val="18"/>
+                <w:szCs w:val="18"/>
+              </w:rPr>
+              <w:t xml:space="preserve">Low spread: 8, 9, 10, 11 (close together). High spread: 2, 9, 10, 25 (far apart)</w:t>
+            </w:r>
+          </w:p>
+        </w:tc>
+      </w:tr>
+      <w:tr>
+        <w:trPr>
+          <w:cantSplit/>
+        </w:trPr>
+        <w:tc>
+          <w:tcPr>
+            <w:tcW w:type="dxa" w:w="1800"/>
+            <w:tcMar>
+              <w:top w:type="dxa" w:w="60"/>
+              <w:left w:type="dxa" w:w="100"/>
+              <w:bottom w:type="dxa" w:w="60"/>
+              <w:right w:type="dxa" w:w="100"/>
+            </w:tcMar>
+            <w:vAlign w:val="top"/>
+          </w:tcPr>
+          <w:p>
+            <w:pPr>
+              <w:spacing w:after="20" w:before="0"/>
+            </w:pPr>
+            <w:r>
+              <w:rPr>
+                <w:b/>
+                <w:bCs/>
+                <w:color w:val="0F2B3C"/>
+                <w:sz w:val="20"/>
+                <w:szCs w:val="20"/>
+              </w:rPr>
+              <w:t xml:space="preserve">Data distribution</w:t>
+            </w:r>
+          </w:p>
+          <w:p>
+            <w:pPr>
+              <w:spacing w:after="0" w:before="0"/>
+            </w:pPr>
+            <w:r>
+              <w:rPr>
+                <w:i/>
+                <w:iCs/>
+                <w:color w:val="5E6E7E"/>
+                <w:sz w:val="18"/>
+                <w:szCs w:val="18"/>
+              </w:rPr>
+              <w:t xml:space="preserve">Distribución de datos</w:t>
+            </w:r>
+          </w:p>
+        </w:tc>
+        <w:tc>
+          <w:tcPr>
+            <w:tcW w:type="dxa" w:w="3160"/>
+            <w:tcMar>
+              <w:top w:type="dxa" w:w="60"/>
+              <w:left w:type="dxa" w:w="100"/>
+              <w:bottom w:type="dxa" w:w="60"/>
+              <w:right w:type="dxa" w:w="100"/>
+            </w:tcMar>
+            <w:vAlign w:val="top"/>
+          </w:tcPr>
+          <w:p>
+            <w:pPr>
+              <w:spacing w:after="0" w:before="0"/>
+            </w:pPr>
+            <w:r>
+              <w:rPr>
+                <w:sz w:val="19"/>
+                <w:szCs w:val="19"/>
+              </w:rPr>
+              <w:t xml:space="preserve">How the data looks: where it sits and how spread out it is.</w:t>
+            </w:r>
+          </w:p>
+        </w:tc>
+        <w:tc>
+          <w:tcPr>
+            <w:tcW w:type="dxa" w:w="2200"/>
+            <w:tcMar>
+              <w:top w:type="dxa" w:w="60"/>
+              <w:left w:type="dxa" w:w="100"/>
+              <w:bottom w:type="dxa" w:w="60"/>
+              <w:right w:type="dxa" w:w="100"/>
+            </w:tcMar>
+            <w:vAlign w:val="top"/>
+          </w:tcPr>
+          <w:p>
+            <w:pPr>
+              <w:spacing w:after="30" w:before="0"/>
+            </w:pPr>
+            <w:r>
+              <w:rPr>
+                <w:i/>
+                <w:iCs/>
+                <w:color w:val="5E6E7E"/>
+                <w:sz w:val="18"/>
+                <w:szCs w:val="18"/>
+              </w:rPr>
+              <w:t xml:space="preserve">Not Data distribution: write a counter-example that does not fit the rule.</w:t>
+            </w:r>
+          </w:p>
+          <w:p>
+            <w:pPr>
+              <w:spacing w:after="50" w:before="0"/>
+            </w:pPr>
+            <w:r>
+              <w:rPr>
+                <w:color w:val="BBBBBB"/>
+                <w:sz w:val="18"/>
+                <w:szCs w:val="18"/>
+              </w:rPr>
+              <w:t xml:space="preserve">____________________________</w:t>
+            </w:r>
+          </w:p>
+        </w:tc>
+        <w:tc>
+          <w:tcPr>
+            <w:tcW w:type="dxa" w:w="2200"/>
+            <w:tcMar>
+              <w:top w:type="dxa" w:w="60"/>
+              <w:left w:type="dxa" w:w="100"/>
+              <w:bottom w:type="dxa" w:w="60"/>
+              <w:right w:type="dxa" w:w="100"/>
+            </w:tcMar>
+            <w:vAlign w:val="top"/>
+          </w:tcPr>
+          <w:p>
+            <w:pPr>
+              <w:spacing w:after="0" w:before="0"/>
+            </w:pPr>
+            <w:r>
+              <w:rPr>
+                <w:i/>
+                <w:iCs/>
+                <w:color w:val="5E6E7E"/>
+                <w:sz w:val="18"/>
+                <w:szCs w:val="18"/>
+              </w:rPr>
+              <w:t xml:space="preserve">A set clustered tightly around the mean has low MAD; a set spread far from the mean has high MAD</w:t>
+            </w:r>
+          </w:p>
+        </w:tc>
+      </w:tr>
+      <w:tr>
+        <w:trPr>
+          <w:cantSplit/>
+        </w:trPr>
+        <w:tc>
+          <w:tcPr>
+            <w:tcW w:type="dxa" w:w="1800"/>
+            <w:tcMar>
+              <w:top w:type="dxa" w:w="60"/>
+              <w:left w:type="dxa" w:w="100"/>
+              <w:bottom w:type="dxa" w:w="60"/>
+              <w:right w:type="dxa" w:w="100"/>
+            </w:tcMar>
+            <w:vAlign w:val="top"/>
+          </w:tcPr>
+          <w:p>
+            <w:pPr>
+              <w:spacing w:after="20" w:before="0"/>
+            </w:pPr>
+            <w:r>
+              <w:rPr>
+                <w:b/>
+                <w:bCs/>
+                <w:color w:val="0F2B3C"/>
+                <w:sz w:val="20"/>
+                <w:szCs w:val="20"/>
+              </w:rPr>
+              <w:t xml:space="preserve">Variability</w:t>
+            </w:r>
+          </w:p>
+          <w:p>
+            <w:pPr>
+              <w:spacing w:after="0" w:before="0"/>
+            </w:pPr>
+            <w:r>
+              <w:rPr>
+                <w:i/>
+                <w:iCs/>
+                <w:color w:val="5E6E7E"/>
+                <w:sz w:val="18"/>
+                <w:szCs w:val="18"/>
+              </w:rPr>
+              <w:t xml:space="preserve">Variabilidad</w:t>
+            </w:r>
+          </w:p>
+        </w:tc>
+        <w:tc>
+          <w:tcPr>
+            <w:tcW w:type="dxa" w:w="3160"/>
+            <w:tcMar>
+              <w:top w:type="dxa" w:w="60"/>
+              <w:left w:type="dxa" w:w="100"/>
+              <w:bottom w:type="dxa" w:w="60"/>
+              <w:right w:type="dxa" w:w="100"/>
+            </w:tcMar>
+            <w:vAlign w:val="top"/>
+          </w:tcPr>
+          <w:p>
+            <w:pPr>
+              <w:spacing w:after="0" w:before="0"/>
+            </w:pPr>
+            <w:r>
+              <w:rPr>
+                <w:sz w:val="19"/>
+                <w:szCs w:val="19"/>
+              </w:rPr>
+              <w:t xml:space="preserve">How spread out the numbers are.</w:t>
+            </w:r>
+          </w:p>
+        </w:tc>
+        <w:tc>
+          <w:tcPr>
+            <w:tcW w:type="dxa" w:w="2200"/>
+            <w:tcMar>
+              <w:top w:type="dxa" w:w="60"/>
+              <w:left w:type="dxa" w:w="100"/>
+              <w:bottom w:type="dxa" w:w="60"/>
+              <w:right w:type="dxa" w:w="100"/>
+            </w:tcMar>
+            <w:vAlign w:val="top"/>
+          </w:tcPr>
+          <w:p>
+            <w:pPr>
+              <w:spacing w:after="30" w:before="0"/>
+            </w:pPr>
+            <w:r>
+              <w:rPr>
+                <w:i/>
+                <w:iCs/>
+                <w:color w:val="5E6E7E"/>
+                <w:sz w:val="18"/>
+                <w:szCs w:val="18"/>
+              </w:rPr>
+              <w:t xml:space="preserve">Not Variability: write a counter-example that does not fit the rule.</w:t>
+            </w:r>
+          </w:p>
+          <w:p>
+            <w:pPr>
+              <w:spacing w:after="50" w:before="0"/>
+            </w:pPr>
+            <w:r>
+              <w:rPr>
+                <w:color w:val="BBBBBB"/>
+                <w:sz w:val="18"/>
+                <w:szCs w:val="18"/>
+              </w:rPr>
+              <w:t xml:space="preserve">____________________________</w:t>
+            </w:r>
+          </w:p>
+        </w:tc>
+        <w:tc>
+          <w:tcPr>
+            <w:tcW w:type="dxa" w:w="2200"/>
+            <w:tcMar>
+              <w:top w:type="dxa" w:w="60"/>
+              <w:left w:type="dxa" w:w="100"/>
+              <w:bottom w:type="dxa" w:w="60"/>
+              <w:right w:type="dxa" w:w="100"/>
+            </w:tcMar>
+            <w:vAlign w:val="top"/>
+          </w:tcPr>
+          <w:p>
+            <w:pPr>
+              <w:spacing w:after="0" w:before="0"/>
+            </w:pPr>
+            <w:r>
+              <w:rPr>
+                <w:i/>
+                <w:iCs/>
+                <w:color w:val="5E6E7E"/>
+                <w:sz w:val="18"/>
+                <w:szCs w:val="18"/>
+              </w:rPr>
+              <w:t xml:space="preserve">Low variability (MAD = 1): very consistent. High variability (MAD = 8): very spread out</w:t>
+            </w:r>
+          </w:p>
+        </w:tc>
+      </w:tr>
+      <w:tr>
+        <w:trPr>
+          <w:cantSplit/>
+        </w:trPr>
+        <w:tc>
+          <w:tcPr>
+            <w:tcW w:type="dxa" w:w="1800"/>
+            <w:tcMar>
+              <w:top w:type="dxa" w:w="60"/>
+              <w:left w:type="dxa" w:w="100"/>
+              <w:bottom w:type="dxa" w:w="60"/>
+              <w:right w:type="dxa" w:w="100"/>
+            </w:tcMar>
+            <w:vAlign w:val="top"/>
+          </w:tcPr>
+          <w:p>
+            <w:pPr>
+              <w:spacing w:after="20" w:before="0"/>
+            </w:pPr>
+            <w:r>
+              <w:rPr>
+                <w:b/>
+                <w:bCs/>
+                <w:color w:val="0F2B3C"/>
+                <w:sz w:val="20"/>
+                <w:szCs w:val="20"/>
+              </w:rPr>
+              <w:t xml:space="preserve">Mean</w:t>
+            </w:r>
+          </w:p>
+          <w:p>
+            <w:pPr>
+              <w:spacing w:after="0" w:before="0"/>
+            </w:pPr>
+            <w:r>
+              <w:rPr>
+                <w:i/>
+                <w:iCs/>
+                <w:color w:val="5E6E7E"/>
+                <w:sz w:val="18"/>
+                <w:szCs w:val="18"/>
+              </w:rPr>
+              <w:t xml:space="preserve">Media</w:t>
+            </w:r>
+          </w:p>
+        </w:tc>
+        <w:tc>
+          <w:tcPr>
+            <w:tcW w:type="dxa" w:w="3160"/>
+            <w:tcMar>
+              <w:top w:type="dxa" w:w="60"/>
+              <w:left w:type="dxa" w:w="100"/>
+              <w:bottom w:type="dxa" w:w="60"/>
+              <w:right w:type="dxa" w:w="100"/>
+            </w:tcMar>
+            <w:vAlign w:val="top"/>
+          </w:tcPr>
+          <w:p>
+            <w:pPr>
+              <w:spacing w:after="0" w:before="0"/>
+            </w:pPr>
+            <w:r>
+              <w:rPr>
+                <w:sz w:val="19"/>
+                <w:szCs w:val="19"/>
+              </w:rPr>
+              <w:t xml:space="preserve">The total shared equally among all the values.</w:t>
+            </w:r>
+          </w:p>
+        </w:tc>
+        <w:tc>
+          <w:tcPr>
+            <w:tcW w:type="dxa" w:w="2200"/>
+            <w:tcMar>
+              <w:top w:type="dxa" w:w="60"/>
+              <w:left w:type="dxa" w:w="100"/>
+              <w:bottom w:type="dxa" w:w="60"/>
+              <w:right w:type="dxa" w:w="100"/>
+            </w:tcMar>
+            <w:vAlign w:val="top"/>
+          </w:tcPr>
+          <w:p>
+            <w:pPr>
+              <w:spacing w:after="30" w:before="0"/>
+            </w:pPr>
+            <w:r>
+              <w:rPr>
+                <w:i/>
+                <w:iCs/>
+                <w:color w:val="5E6E7E"/>
+                <w:sz w:val="18"/>
+                <w:szCs w:val="18"/>
+              </w:rPr>
+              <w:t xml:space="preserve">Not Mean: write a counter-example that does not fit the rule.</w:t>
+            </w:r>
+          </w:p>
+          <w:p>
+            <w:pPr>
+              <w:spacing w:after="50" w:before="0"/>
+            </w:pPr>
+            <w:r>
+              <w:rPr>
+                <w:color w:val="BBBBBB"/>
+                <w:sz w:val="18"/>
+                <w:szCs w:val="18"/>
+              </w:rPr>
+              <w:t xml:space="preserve">____________________________</w:t>
+            </w:r>
+          </w:p>
+        </w:tc>
+        <w:tc>
+          <w:tcPr>
+            <w:tcW w:type="dxa" w:w="2200"/>
+            <w:tcMar>
+              <w:top w:type="dxa" w:w="60"/>
+              <w:left w:type="dxa" w:w="100"/>
+              <w:bottom w:type="dxa" w:w="60"/>
+              <w:right w:type="dxa" w:w="100"/>
+            </w:tcMar>
+            <w:vAlign w:val="top"/>
+          </w:tcPr>
+          <w:p>
+            <w:pPr>
+              <w:spacing w:after="0" w:before="0"/>
+            </w:pPr>
+            <w:r>
+              <w:rPr>
+                <w:i/>
+                <w:iCs/>
+                <w:color w:val="5E6E7E"/>
+                <w:sz w:val="18"/>
+                <w:szCs w:val="18"/>
+              </w:rPr>
+              <w:t xml:space="preserve">Add the values, then divide by how many there are.</w:t>
+            </w:r>
+          </w:p>
+        </w:tc>
+      </w:tr>
+      <w:tr>
+        <w:trPr>
+          <w:cantSplit/>
+        </w:trPr>
+        <w:tc>
+          <w:tcPr>
+            <w:tcW w:type="dxa" w:w="1800"/>
+            <w:tcMar>
+              <w:top w:type="dxa" w:w="60"/>
+              <w:left w:type="dxa" w:w="100"/>
+              <w:bottom w:type="dxa" w:w="60"/>
+              <w:right w:type="dxa" w:w="100"/>
+            </w:tcMar>
+            <w:vAlign w:val="top"/>
+          </w:tcPr>
+          <w:p>
+            <w:pPr>
+              <w:spacing w:after="20" w:before="0"/>
+            </w:pPr>
+            <w:r>
+              <w:rPr>
+                <w:b/>
+                <w:bCs/>
+                <w:color w:val="0F2B3C"/>
+                <w:sz w:val="20"/>
+                <w:szCs w:val="20"/>
+              </w:rPr>
+              <w:t xml:space="preserve">Variation</w:t>
+            </w:r>
+          </w:p>
+          <w:p>
+            <w:pPr>
+              <w:spacing w:after="0" w:before="0"/>
+            </w:pPr>
+            <w:r>
+              <w:rPr>
+                <w:i/>
+                <w:iCs/>
+                <w:color w:val="5E6E7E"/>
+                <w:sz w:val="18"/>
+                <w:szCs w:val="18"/>
+              </w:rPr>
+              <w:t xml:space="preserve">Variación</w:t>
+            </w:r>
+          </w:p>
+        </w:tc>
+        <w:tc>
+          <w:tcPr>
+            <w:tcW w:type="dxa" w:w="3160"/>
+            <w:tcMar>
+              <w:top w:type="dxa" w:w="60"/>
+              <w:left w:type="dxa" w:w="100"/>
+              <w:bottom w:type="dxa" w:w="60"/>
+              <w:right w:type="dxa" w:w="100"/>
+            </w:tcMar>
+            <w:vAlign w:val="top"/>
+          </w:tcPr>
+          <w:p>
+            <w:pPr>
+              <w:spacing w:after="0" w:before="0"/>
+            </w:pPr>
+            <w:r>
+              <w:rPr>
+                <w:sz w:val="19"/>
+                <w:szCs w:val="19"/>
+              </w:rPr>
+              <w:t xml:space="preserve">How much the values in a data set differ from one another.</w:t>
+            </w:r>
+          </w:p>
+        </w:tc>
+        <w:tc>
+          <w:tcPr>
+            <w:tcW w:type="dxa" w:w="2200"/>
+            <w:tcMar>
+              <w:top w:type="dxa" w:w="60"/>
+              <w:left w:type="dxa" w:w="100"/>
+              <w:bottom w:type="dxa" w:w="60"/>
+              <w:right w:type="dxa" w:w="100"/>
+            </w:tcMar>
+            <w:vAlign w:val="top"/>
+          </w:tcPr>
+          <w:p>
+            <w:pPr>
+              <w:spacing w:after="30" w:before="0"/>
+            </w:pPr>
+            <w:r>
+              <w:rPr>
+                <w:i/>
+                <w:iCs/>
+                <w:color w:val="5E6E7E"/>
+                <w:sz w:val="18"/>
+                <w:szCs w:val="18"/>
+              </w:rPr>
+              <w:t xml:space="preserve">Not Variation: write a counter-example that does not fit the rule.</w:t>
+            </w:r>
+          </w:p>
+          <w:p>
+            <w:pPr>
+              <w:spacing w:after="50" w:before="0"/>
+            </w:pPr>
+            <w:r>
+              <w:rPr>
+                <w:color w:val="BBBBBB"/>
+                <w:sz w:val="18"/>
+                <w:szCs w:val="18"/>
+              </w:rPr>
+              <w:t xml:space="preserve">____________________________</w:t>
+            </w:r>
+          </w:p>
+        </w:tc>
+        <w:tc>
+          <w:tcPr>
+            <w:tcW w:type="dxa" w:w="2200"/>
+            <w:tcMar>
+              <w:top w:type="dxa" w:w="60"/>
+              <w:left w:type="dxa" w:w="100"/>
+              <w:bottom w:type="dxa" w:w="60"/>
+              <w:right w:type="dxa" w:w="100"/>
+            </w:tcMar>
+            <w:vAlign w:val="top"/>
+          </w:tcPr>
+          <w:p>
+            <w:pPr>
+              <w:spacing w:after="0" w:before="0"/>
+            </w:pPr>
+            <w:r>
+              <w:rPr>
+                <w:i/>
+                <w:iCs/>
+                <w:color w:val="5E6E7E"/>
+                <w:sz w:val="18"/>
+                <w:szCs w:val="18"/>
+              </w:rPr>
+              <w:t xml:space="preserve">A larger MAD means more variation.</w:t>
+            </w:r>
+          </w:p>
+        </w:tc>
+      </w:tr>
+    </w:tbl>
+    <w:p>
+      <w:pPr>
+        <w:spacing w:after="120" w:before="140"/>
       </w:pPr>
       <w:r>
         <w:rPr>
@@ -127,73 +1379,922 @@
         <w:t xml:space="preserve">Just find the distance — bigger minus smaller.</w:t>
       </w:r>
     </w:p>
-    <w:p>
-      <w:pPr>
-        <w:spacing w:after="40" w:before="0"/>
-      </w:pPr>
-      <w:r>
-        <w:rPr>
-          <w:sz w:val="22"/>
-          <w:szCs w:val="22"/>
-        </w:rPr>
-        <w:t xml:space="preserve">1.  How far is 6 from 4? (6 − 4)</w:t>
-      </w:r>
-    </w:p>
-    <w:p>
-      <w:pPr>
-        <w:spacing w:after="80" w:before="0"/>
-      </w:pPr>
-      <w:r>
-        <w:rPr>
-          <w:color w:val="BBBBBB"/>
-        </w:rPr>
-        <w:t xml:space="preserve">____________________________________________________</w:t>
-      </w:r>
-    </w:p>
-    <w:p>
-      <w:pPr>
-        <w:spacing w:after="40" w:before="0"/>
-      </w:pPr>
-      <w:r>
-        <w:rPr>
-          <w:sz w:val="22"/>
-          <w:szCs w:val="22"/>
-        </w:rPr>
-        <w:t xml:space="preserve">2.  How far is 3 from 5? (Take bigger minus smaller: 5 − 3)</w:t>
-      </w:r>
-    </w:p>
-    <w:p>
-      <w:pPr>
-        <w:spacing w:after="80" w:before="0"/>
-      </w:pPr>
-      <w:r>
-        <w:rPr>
-          <w:color w:val="BBBBBB"/>
-        </w:rPr>
-        <w:t xml:space="preserve">____________________________________________________</w:t>
-      </w:r>
-    </w:p>
-    <w:p>
-      <w:pPr>
-        <w:spacing w:after="40" w:before="0"/>
-      </w:pPr>
-      <w:r>
-        <w:rPr>
-          <w:sz w:val="22"/>
-          <w:szCs w:val="22"/>
-        </w:rPr>
-        <w:t xml:space="preserve">3.  Add the distances: 2 + 2 = ___</w:t>
-      </w:r>
-    </w:p>
-    <w:p>
-      <w:pPr>
-        <w:spacing w:after="80" w:before="0"/>
-      </w:pPr>
-      <w:r>
-        <w:rPr>
-          <w:color w:val="BBBBBB"/>
-        </w:rPr>
-        <w:t xml:space="preserve">____________________________________________________</w:t>
+    <w:tbl>
+      <w:tblPr>
+        <w:tblW w:type="dxa" w:w="9360"/>
+        <w:tblBorders>
+          <w:top w:val="single" w:color="C7D2DD" w:sz="6"/>
+          <w:left w:val="single" w:color="C7D2DD" w:sz="6"/>
+          <w:bottom w:val="single" w:color="C7D2DD" w:sz="6"/>
+          <w:right w:val="single" w:color="C7D2DD" w:sz="6"/>
+          <w:insideH w:val="single" w:color="C7D2DD" w:sz="6"/>
+          <w:insideV w:val="single" w:color="C7D2DD" w:sz="6"/>
+        </w:tblBorders>
+      </w:tblPr>
+      <w:tblGrid>
+        <w:gridCol w:w="2800"/>
+        <w:gridCol w:w="3560"/>
+        <w:gridCol w:w="3000"/>
+      </w:tblGrid>
+      <w:tr>
+        <w:trPr>
+          <w:cantSplit/>
+          <w:tblHeader/>
+        </w:trPr>
+        <w:tc>
+          <w:tcPr>
+            <w:tcW w:type="dxa" w:w="2800"/>
+            <w:shd w:fill="EEF4F8" w:color="auto" w:val="clear"/>
+            <w:tcMar>
+              <w:top w:type="dxa" w:w="60"/>
+              <w:left w:type="dxa" w:w="100"/>
+              <w:bottom w:type="dxa" w:w="60"/>
+              <w:right w:type="dxa" w:w="100"/>
+            </w:tcMar>
+          </w:tcPr>
+          <w:p>
+            <w:pPr>
+              <w:spacing w:after="0" w:before="0"/>
+            </w:pPr>
+            <w:r>
+              <w:rPr>
+                <w:b/>
+                <w:bCs/>
+                <w:color w:val="0F2B3C"/>
+                <w:sz w:val="16"/>
+                <w:szCs w:val="16"/>
+              </w:rPr>
+              <w:t xml:space="preserve">CORE PROBLEM / GIVEN REPRESENTATION</w:t>
+            </w:r>
+          </w:p>
+        </w:tc>
+        <w:tc>
+          <w:tcPr>
+            <w:tcW w:type="dxa" w:w="3560"/>
+            <w:shd w:fill="EEF4F8" w:color="auto" w:val="clear"/>
+            <w:tcMar>
+              <w:top w:type="dxa" w:w="60"/>
+              <w:left w:type="dxa" w:w="100"/>
+              <w:bottom w:type="dxa" w:w="60"/>
+              <w:right w:type="dxa" w:w="100"/>
+            </w:tcMar>
+          </w:tcPr>
+          <w:p>
+            <w:pPr>
+              <w:spacing w:after="0" w:before="0"/>
+            </w:pPr>
+            <w:r>
+              <w:rPr>
+                <w:b/>
+                <w:bCs/>
+                <w:color w:val="0F2B3C"/>
+                <w:sz w:val="16"/>
+                <w:szCs w:val="16"/>
+              </w:rPr>
+              <w:t xml:space="preserve">WORKING SPACE / CALCULATION STEPS</w:t>
+            </w:r>
+          </w:p>
+        </w:tc>
+        <w:tc>
+          <w:tcPr>
+            <w:tcW w:type="dxa" w:w="3000"/>
+            <w:shd w:fill="FBF3E2" w:color="auto" w:val="clear"/>
+            <w:tcMar>
+              <w:top w:type="dxa" w:w="60"/>
+              <w:left w:type="dxa" w:w="100"/>
+              <w:bottom w:type="dxa" w:w="60"/>
+              <w:right w:type="dxa" w:w="100"/>
+            </w:tcMar>
+          </w:tcPr>
+          <w:p>
+            <w:pPr>
+              <w:spacing w:after="0" w:before="0"/>
+            </w:pPr>
+            <w:r>
+              <w:rPr>
+                <w:b/>
+                <w:bCs/>
+                <w:color w:val="7A5400"/>
+                <w:sz w:val="16"/>
+                <w:szCs w:val="16"/>
+              </w:rPr>
+              <w:t xml:space="preserve">EXPLAIN YOUR REASONING</w:t>
+            </w:r>
+          </w:p>
+        </w:tc>
+      </w:tr>
+      <w:tr>
+        <w:trPr>
+          <w:cantSplit/>
+        </w:trPr>
+        <w:tc>
+          <w:tcPr>
+            <w:tcW w:type="dxa" w:w="2800"/>
+            <w:tcMar>
+              <w:top w:type="dxa" w:w="80"/>
+              <w:left w:type="dxa" w:w="100"/>
+              <w:bottom w:type="dxa" w:w="80"/>
+              <w:right w:type="dxa" w:w="100"/>
+            </w:tcMar>
+            <w:vAlign w:val="top"/>
+          </w:tcPr>
+          <w:p>
+            <w:pPr>
+              <w:spacing w:after="40" w:before="0"/>
+            </w:pPr>
+            <w:r>
+              <w:rPr>
+                <w:b/>
+                <w:bCs/>
+                <w:color w:val="0F2B3C"/>
+                <w:sz w:val="20"/>
+                <w:szCs w:val="20"/>
+              </w:rPr>
+              <w:t xml:space="preserve">1.  How far is 6 from 4? (6 − 4)</w:t>
+            </w:r>
+          </w:p>
+        </w:tc>
+        <w:tc>
+          <w:tcPr>
+            <w:tcW w:type="dxa" w:w="3560"/>
+            <w:tcMar>
+              <w:top w:type="dxa" w:w="80"/>
+              <w:left w:type="dxa" w:w="100"/>
+              <w:bottom w:type="dxa" w:w="80"/>
+              <w:right w:type="dxa" w:w="100"/>
+            </w:tcMar>
+            <w:vAlign w:val="top"/>
+          </w:tcPr>
+          <w:p>
+            <w:pPr>
+              <w:spacing w:after="50" w:before="0"/>
+            </w:pPr>
+            <w:r>
+              <w:rPr>
+                <w:color w:val="BBBBBB"/>
+                <w:sz w:val="18"/>
+                <w:szCs w:val="18"/>
+              </w:rPr>
+              <w:t xml:space="preserve">____________________________</w:t>
+            </w:r>
+          </w:p>
+          <w:p>
+            <w:pPr>
+              <w:spacing w:after="50" w:before="0"/>
+            </w:pPr>
+            <w:r>
+              <w:rPr>
+                <w:color w:val="BBBBBB"/>
+                <w:sz w:val="18"/>
+                <w:szCs w:val="18"/>
+              </w:rPr>
+              <w:t xml:space="preserve">____________________________</w:t>
+            </w:r>
+          </w:p>
+          <w:p>
+            <w:pPr>
+              <w:spacing w:after="50" w:before="0"/>
+            </w:pPr>
+            <w:r>
+              <w:rPr>
+                <w:color w:val="BBBBBB"/>
+                <w:sz w:val="18"/>
+                <w:szCs w:val="18"/>
+              </w:rPr>
+              <w:t xml:space="preserve">____________________________</w:t>
+            </w:r>
+          </w:p>
+          <w:p>
+            <w:pPr>
+              <w:spacing w:after="50" w:before="0"/>
+            </w:pPr>
+            <w:r>
+              <w:rPr>
+                <w:color w:val="BBBBBB"/>
+                <w:sz w:val="18"/>
+                <w:szCs w:val="18"/>
+              </w:rPr>
+              <w:t xml:space="preserve">____________________________</w:t>
+            </w:r>
+          </w:p>
+        </w:tc>
+        <w:tc>
+          <w:tcPr>
+            <w:tcW w:type="dxa" w:w="3000"/>
+            <w:shd w:fill="FBF3E2" w:color="auto" w:val="clear"/>
+            <w:tcMar>
+              <w:top w:type="dxa" w:w="80"/>
+              <w:left w:type="dxa" w:w="100"/>
+              <w:bottom w:type="dxa" w:w="80"/>
+              <w:right w:type="dxa" w:w="100"/>
+            </w:tcMar>
+            <w:vAlign w:val="top"/>
+          </w:tcPr>
+          <w:p>
+            <w:pPr>
+              <w:spacing w:after="30" w:before="0"/>
+            </w:pPr>
+            <w:r>
+              <w:rPr>
+                <w:b/>
+                <w:bCs/>
+                <w:color w:val="0F2B3C"/>
+                <w:sz w:val="18"/>
+                <w:szCs w:val="18"/>
+              </w:rPr>
+              <w:t xml:space="preserve">Because... ________________</w:t>
+            </w:r>
+          </w:p>
+          <w:p>
+            <w:pPr>
+              <w:spacing w:after="50" w:before="0"/>
+            </w:pPr>
+            <w:r>
+              <w:rPr>
+                <w:color w:val="BBBBBB"/>
+                <w:sz w:val="18"/>
+                <w:szCs w:val="18"/>
+              </w:rPr>
+              <w:t xml:space="preserve">____________________________</w:t>
+            </w:r>
+          </w:p>
+          <w:p>
+            <w:pPr>
+              <w:spacing w:after="30" w:before="40"/>
+            </w:pPr>
+            <w:r>
+              <w:rPr>
+                <w:b/>
+                <w:bCs/>
+                <w:color w:val="1A6FB5"/>
+                <w:sz w:val="18"/>
+                <w:szCs w:val="18"/>
+              </w:rPr>
+              <w:t xml:space="preserve">Although... _______________</w:t>
+            </w:r>
+          </w:p>
+          <w:p>
+            <w:pPr>
+              <w:spacing w:after="50" w:before="0"/>
+            </w:pPr>
+            <w:r>
+              <w:rPr>
+                <w:color w:val="BBBBBB"/>
+                <w:sz w:val="18"/>
+                <w:szCs w:val="18"/>
+              </w:rPr>
+              <w:t xml:space="preserve">____________________________</w:t>
+            </w:r>
+          </w:p>
+          <w:p>
+            <w:pPr>
+              <w:spacing w:after="30" w:before="40"/>
+            </w:pPr>
+            <w:r>
+              <w:rPr>
+                <w:b/>
+                <w:bCs/>
+                <w:color w:val="7A5400"/>
+                <w:sz w:val="18"/>
+                <w:szCs w:val="18"/>
+              </w:rPr>
+              <w:t xml:space="preserve">Therefore... ______________</w:t>
+            </w:r>
+          </w:p>
+          <w:p>
+            <w:pPr>
+              <w:spacing w:after="50" w:before="0"/>
+            </w:pPr>
+            <w:r>
+              <w:rPr>
+                <w:color w:val="BBBBBB"/>
+                <w:sz w:val="18"/>
+                <w:szCs w:val="18"/>
+              </w:rPr>
+              <w:t xml:space="preserve">____________________________</w:t>
+            </w:r>
+          </w:p>
+        </w:tc>
+      </w:tr>
+    </w:tbl>
+    <w:p>
+      <w:pPr>
+        <w:spacing w:after="60" w:before="0"/>
+      </w:pPr>
+      <w:r>
+        <w:t xml:space="preserve"/>
+      </w:r>
+    </w:p>
+    <w:tbl>
+      <w:tblPr>
+        <w:tblW w:type="dxa" w:w="9360"/>
+        <w:tblBorders>
+          <w:top w:val="single" w:color="C7D2DD" w:sz="6"/>
+          <w:left w:val="single" w:color="C7D2DD" w:sz="6"/>
+          <w:bottom w:val="single" w:color="C7D2DD" w:sz="6"/>
+          <w:right w:val="single" w:color="C7D2DD" w:sz="6"/>
+          <w:insideH w:val="single" w:color="C7D2DD" w:sz="6"/>
+          <w:insideV w:val="single" w:color="C7D2DD" w:sz="6"/>
+        </w:tblBorders>
+      </w:tblPr>
+      <w:tblGrid>
+        <w:gridCol w:w="2800"/>
+        <w:gridCol w:w="3560"/>
+        <w:gridCol w:w="3000"/>
+      </w:tblGrid>
+      <w:tr>
+        <w:trPr>
+          <w:cantSplit/>
+          <w:tblHeader/>
+        </w:trPr>
+        <w:tc>
+          <w:tcPr>
+            <w:tcW w:type="dxa" w:w="2800"/>
+            <w:shd w:fill="EEF4F8" w:color="auto" w:val="clear"/>
+            <w:tcMar>
+              <w:top w:type="dxa" w:w="60"/>
+              <w:left w:type="dxa" w:w="100"/>
+              <w:bottom w:type="dxa" w:w="60"/>
+              <w:right w:type="dxa" w:w="100"/>
+            </w:tcMar>
+          </w:tcPr>
+          <w:p>
+            <w:pPr>
+              <w:spacing w:after="0" w:before="0"/>
+            </w:pPr>
+            <w:r>
+              <w:rPr>
+                <w:b/>
+                <w:bCs/>
+                <w:color w:val="0F2B3C"/>
+                <w:sz w:val="16"/>
+                <w:szCs w:val="16"/>
+              </w:rPr>
+              <w:t xml:space="preserve">CORE PROBLEM / GIVEN REPRESENTATION</w:t>
+            </w:r>
+          </w:p>
+        </w:tc>
+        <w:tc>
+          <w:tcPr>
+            <w:tcW w:type="dxa" w:w="3560"/>
+            <w:shd w:fill="EEF4F8" w:color="auto" w:val="clear"/>
+            <w:tcMar>
+              <w:top w:type="dxa" w:w="60"/>
+              <w:left w:type="dxa" w:w="100"/>
+              <w:bottom w:type="dxa" w:w="60"/>
+              <w:right w:type="dxa" w:w="100"/>
+            </w:tcMar>
+          </w:tcPr>
+          <w:p>
+            <w:pPr>
+              <w:spacing w:after="0" w:before="0"/>
+            </w:pPr>
+            <w:r>
+              <w:rPr>
+                <w:b/>
+                <w:bCs/>
+                <w:color w:val="0F2B3C"/>
+                <w:sz w:val="16"/>
+                <w:szCs w:val="16"/>
+              </w:rPr>
+              <w:t xml:space="preserve">WORKING SPACE / CALCULATION STEPS</w:t>
+            </w:r>
+          </w:p>
+        </w:tc>
+        <w:tc>
+          <w:tcPr>
+            <w:tcW w:type="dxa" w:w="3000"/>
+            <w:shd w:fill="FBF3E2" w:color="auto" w:val="clear"/>
+            <w:tcMar>
+              <w:top w:type="dxa" w:w="60"/>
+              <w:left w:type="dxa" w:w="100"/>
+              <w:bottom w:type="dxa" w:w="60"/>
+              <w:right w:type="dxa" w:w="100"/>
+            </w:tcMar>
+          </w:tcPr>
+          <w:p>
+            <w:pPr>
+              <w:spacing w:after="0" w:before="0"/>
+            </w:pPr>
+            <w:r>
+              <w:rPr>
+                <w:b/>
+                <w:bCs/>
+                <w:color w:val="7A5400"/>
+                <w:sz w:val="16"/>
+                <w:szCs w:val="16"/>
+              </w:rPr>
+              <w:t xml:space="preserve">EXPLAIN YOUR REASONING</w:t>
+            </w:r>
+          </w:p>
+        </w:tc>
+      </w:tr>
+      <w:tr>
+        <w:trPr>
+          <w:cantSplit/>
+        </w:trPr>
+        <w:tc>
+          <w:tcPr>
+            <w:tcW w:type="dxa" w:w="2800"/>
+            <w:tcMar>
+              <w:top w:type="dxa" w:w="80"/>
+              <w:left w:type="dxa" w:w="100"/>
+              <w:bottom w:type="dxa" w:w="80"/>
+              <w:right w:type="dxa" w:w="100"/>
+            </w:tcMar>
+            <w:vAlign w:val="top"/>
+          </w:tcPr>
+          <w:p>
+            <w:pPr>
+              <w:spacing w:after="40" w:before="0"/>
+            </w:pPr>
+            <w:r>
+              <w:rPr>
+                <w:b/>
+                <w:bCs/>
+                <w:color w:val="0F2B3C"/>
+                <w:sz w:val="20"/>
+                <w:szCs w:val="20"/>
+              </w:rPr>
+              <w:t xml:space="preserve">2.  How far is 3 from 5? (Take bigger minus smaller: 5 − 3)</w:t>
+            </w:r>
+          </w:p>
+        </w:tc>
+        <w:tc>
+          <w:tcPr>
+            <w:tcW w:type="dxa" w:w="3560"/>
+            <w:tcMar>
+              <w:top w:type="dxa" w:w="80"/>
+              <w:left w:type="dxa" w:w="100"/>
+              <w:bottom w:type="dxa" w:w="80"/>
+              <w:right w:type="dxa" w:w="100"/>
+            </w:tcMar>
+            <w:vAlign w:val="top"/>
+          </w:tcPr>
+          <w:p>
+            <w:pPr>
+              <w:spacing w:after="50" w:before="0"/>
+            </w:pPr>
+            <w:r>
+              <w:rPr>
+                <w:color w:val="BBBBBB"/>
+                <w:sz w:val="18"/>
+                <w:szCs w:val="18"/>
+              </w:rPr>
+              <w:t xml:space="preserve">____________________________</w:t>
+            </w:r>
+          </w:p>
+          <w:p>
+            <w:pPr>
+              <w:spacing w:after="50" w:before="0"/>
+            </w:pPr>
+            <w:r>
+              <w:rPr>
+                <w:color w:val="BBBBBB"/>
+                <w:sz w:val="18"/>
+                <w:szCs w:val="18"/>
+              </w:rPr>
+              <w:t xml:space="preserve">____________________________</w:t>
+            </w:r>
+          </w:p>
+          <w:p>
+            <w:pPr>
+              <w:spacing w:after="50" w:before="0"/>
+            </w:pPr>
+            <w:r>
+              <w:rPr>
+                <w:color w:val="BBBBBB"/>
+                <w:sz w:val="18"/>
+                <w:szCs w:val="18"/>
+              </w:rPr>
+              <w:t xml:space="preserve">____________________________</w:t>
+            </w:r>
+          </w:p>
+          <w:p>
+            <w:pPr>
+              <w:spacing w:after="50" w:before="0"/>
+            </w:pPr>
+            <w:r>
+              <w:rPr>
+                <w:color w:val="BBBBBB"/>
+                <w:sz w:val="18"/>
+                <w:szCs w:val="18"/>
+              </w:rPr>
+              <w:t xml:space="preserve">____________________________</w:t>
+            </w:r>
+          </w:p>
+        </w:tc>
+        <w:tc>
+          <w:tcPr>
+            <w:tcW w:type="dxa" w:w="3000"/>
+            <w:shd w:fill="FBF3E2" w:color="auto" w:val="clear"/>
+            <w:tcMar>
+              <w:top w:type="dxa" w:w="80"/>
+              <w:left w:type="dxa" w:w="100"/>
+              <w:bottom w:type="dxa" w:w="80"/>
+              <w:right w:type="dxa" w:w="100"/>
+            </w:tcMar>
+            <w:vAlign w:val="top"/>
+          </w:tcPr>
+          <w:p>
+            <w:pPr>
+              <w:spacing w:after="30" w:before="0"/>
+            </w:pPr>
+            <w:r>
+              <w:rPr>
+                <w:b/>
+                <w:bCs/>
+                <w:color w:val="0F2B3C"/>
+                <w:sz w:val="18"/>
+                <w:szCs w:val="18"/>
+              </w:rPr>
+              <w:t xml:space="preserve">Because... ________________</w:t>
+            </w:r>
+          </w:p>
+          <w:p>
+            <w:pPr>
+              <w:spacing w:after="50" w:before="0"/>
+            </w:pPr>
+            <w:r>
+              <w:rPr>
+                <w:color w:val="BBBBBB"/>
+                <w:sz w:val="18"/>
+                <w:szCs w:val="18"/>
+              </w:rPr>
+              <w:t xml:space="preserve">____________________________</w:t>
+            </w:r>
+          </w:p>
+          <w:p>
+            <w:pPr>
+              <w:spacing w:after="30" w:before="40"/>
+            </w:pPr>
+            <w:r>
+              <w:rPr>
+                <w:b/>
+                <w:bCs/>
+                <w:color w:val="1A6FB5"/>
+                <w:sz w:val="18"/>
+                <w:szCs w:val="18"/>
+              </w:rPr>
+              <w:t xml:space="preserve">Although... _______________</w:t>
+            </w:r>
+          </w:p>
+          <w:p>
+            <w:pPr>
+              <w:spacing w:after="50" w:before="0"/>
+            </w:pPr>
+            <w:r>
+              <w:rPr>
+                <w:color w:val="BBBBBB"/>
+                <w:sz w:val="18"/>
+                <w:szCs w:val="18"/>
+              </w:rPr>
+              <w:t xml:space="preserve">____________________________</w:t>
+            </w:r>
+          </w:p>
+          <w:p>
+            <w:pPr>
+              <w:spacing w:after="30" w:before="40"/>
+            </w:pPr>
+            <w:r>
+              <w:rPr>
+                <w:b/>
+                <w:bCs/>
+                <w:color w:val="7A5400"/>
+                <w:sz w:val="18"/>
+                <w:szCs w:val="18"/>
+              </w:rPr>
+              <w:t xml:space="preserve">Therefore... ______________</w:t>
+            </w:r>
+          </w:p>
+          <w:p>
+            <w:pPr>
+              <w:spacing w:after="50" w:before="0"/>
+            </w:pPr>
+            <w:r>
+              <w:rPr>
+                <w:color w:val="BBBBBB"/>
+                <w:sz w:val="18"/>
+                <w:szCs w:val="18"/>
+              </w:rPr>
+              <w:t xml:space="preserve">____________________________</w:t>
+            </w:r>
+          </w:p>
+        </w:tc>
+      </w:tr>
+    </w:tbl>
+    <w:p>
+      <w:pPr>
+        <w:spacing w:after="60" w:before="0"/>
+      </w:pPr>
+      <w:r>
+        <w:t xml:space="preserve"/>
+      </w:r>
+    </w:p>
+    <w:tbl>
+      <w:tblPr>
+        <w:tblW w:type="dxa" w:w="9360"/>
+        <w:tblBorders>
+          <w:top w:val="single" w:color="C7D2DD" w:sz="6"/>
+          <w:left w:val="single" w:color="C7D2DD" w:sz="6"/>
+          <w:bottom w:val="single" w:color="C7D2DD" w:sz="6"/>
+          <w:right w:val="single" w:color="C7D2DD" w:sz="6"/>
+          <w:insideH w:val="single" w:color="C7D2DD" w:sz="6"/>
+          <w:insideV w:val="single" w:color="C7D2DD" w:sz="6"/>
+        </w:tblBorders>
+      </w:tblPr>
+      <w:tblGrid>
+        <w:gridCol w:w="2800"/>
+        <w:gridCol w:w="3560"/>
+        <w:gridCol w:w="3000"/>
+      </w:tblGrid>
+      <w:tr>
+        <w:trPr>
+          <w:cantSplit/>
+          <w:tblHeader/>
+        </w:trPr>
+        <w:tc>
+          <w:tcPr>
+            <w:tcW w:type="dxa" w:w="2800"/>
+            <w:shd w:fill="EEF4F8" w:color="auto" w:val="clear"/>
+            <w:tcMar>
+              <w:top w:type="dxa" w:w="60"/>
+              <w:left w:type="dxa" w:w="100"/>
+              <w:bottom w:type="dxa" w:w="60"/>
+              <w:right w:type="dxa" w:w="100"/>
+            </w:tcMar>
+          </w:tcPr>
+          <w:p>
+            <w:pPr>
+              <w:spacing w:after="0" w:before="0"/>
+            </w:pPr>
+            <w:r>
+              <w:rPr>
+                <w:b/>
+                <w:bCs/>
+                <w:color w:val="0F2B3C"/>
+                <w:sz w:val="16"/>
+                <w:szCs w:val="16"/>
+              </w:rPr>
+              <w:t xml:space="preserve">CORE PROBLEM / GIVEN REPRESENTATION</w:t>
+            </w:r>
+          </w:p>
+        </w:tc>
+        <w:tc>
+          <w:tcPr>
+            <w:tcW w:type="dxa" w:w="3560"/>
+            <w:shd w:fill="EEF4F8" w:color="auto" w:val="clear"/>
+            <w:tcMar>
+              <w:top w:type="dxa" w:w="60"/>
+              <w:left w:type="dxa" w:w="100"/>
+              <w:bottom w:type="dxa" w:w="60"/>
+              <w:right w:type="dxa" w:w="100"/>
+            </w:tcMar>
+          </w:tcPr>
+          <w:p>
+            <w:pPr>
+              <w:spacing w:after="0" w:before="0"/>
+            </w:pPr>
+            <w:r>
+              <w:rPr>
+                <w:b/>
+                <w:bCs/>
+                <w:color w:val="0F2B3C"/>
+                <w:sz w:val="16"/>
+                <w:szCs w:val="16"/>
+              </w:rPr>
+              <w:t xml:space="preserve">WORKING SPACE / CALCULATION STEPS</w:t>
+            </w:r>
+          </w:p>
+        </w:tc>
+        <w:tc>
+          <w:tcPr>
+            <w:tcW w:type="dxa" w:w="3000"/>
+            <w:shd w:fill="FBF3E2" w:color="auto" w:val="clear"/>
+            <w:tcMar>
+              <w:top w:type="dxa" w:w="60"/>
+              <w:left w:type="dxa" w:w="100"/>
+              <w:bottom w:type="dxa" w:w="60"/>
+              <w:right w:type="dxa" w:w="100"/>
+            </w:tcMar>
+          </w:tcPr>
+          <w:p>
+            <w:pPr>
+              <w:spacing w:after="0" w:before="0"/>
+            </w:pPr>
+            <w:r>
+              <w:rPr>
+                <w:b/>
+                <w:bCs/>
+                <w:color w:val="7A5400"/>
+                <w:sz w:val="16"/>
+                <w:szCs w:val="16"/>
+              </w:rPr>
+              <w:t xml:space="preserve">EXPLAIN YOUR REASONING</w:t>
+            </w:r>
+          </w:p>
+        </w:tc>
+      </w:tr>
+      <w:tr>
+        <w:trPr>
+          <w:cantSplit/>
+        </w:trPr>
+        <w:tc>
+          <w:tcPr>
+            <w:tcW w:type="dxa" w:w="2800"/>
+            <w:tcMar>
+              <w:top w:type="dxa" w:w="80"/>
+              <w:left w:type="dxa" w:w="100"/>
+              <w:bottom w:type="dxa" w:w="80"/>
+              <w:right w:type="dxa" w:w="100"/>
+            </w:tcMar>
+            <w:vAlign w:val="top"/>
+          </w:tcPr>
+          <w:p>
+            <w:pPr>
+              <w:spacing w:after="40" w:before="0"/>
+            </w:pPr>
+            <w:r>
+              <w:rPr>
+                <w:b/>
+                <w:bCs/>
+                <w:color w:val="0F2B3C"/>
+                <w:sz w:val="20"/>
+                <w:szCs w:val="20"/>
+              </w:rPr>
+              <w:t xml:space="preserve">3.  Add the distances: 2 + 2 = ___</w:t>
+            </w:r>
+          </w:p>
+        </w:tc>
+        <w:tc>
+          <w:tcPr>
+            <w:tcW w:type="dxa" w:w="3560"/>
+            <w:tcMar>
+              <w:top w:type="dxa" w:w="80"/>
+              <w:left w:type="dxa" w:w="100"/>
+              <w:bottom w:type="dxa" w:w="80"/>
+              <w:right w:type="dxa" w:w="100"/>
+            </w:tcMar>
+            <w:vAlign w:val="top"/>
+          </w:tcPr>
+          <w:p>
+            <w:pPr>
+              <w:spacing w:after="50" w:before="0"/>
+            </w:pPr>
+            <w:r>
+              <w:rPr>
+                <w:color w:val="BBBBBB"/>
+                <w:sz w:val="18"/>
+                <w:szCs w:val="18"/>
+              </w:rPr>
+              <w:t xml:space="preserve">____________________________</w:t>
+            </w:r>
+          </w:p>
+          <w:p>
+            <w:pPr>
+              <w:spacing w:after="50" w:before="0"/>
+            </w:pPr>
+            <w:r>
+              <w:rPr>
+                <w:color w:val="BBBBBB"/>
+                <w:sz w:val="18"/>
+                <w:szCs w:val="18"/>
+              </w:rPr>
+              <w:t xml:space="preserve">____________________________</w:t>
+            </w:r>
+          </w:p>
+          <w:p>
+            <w:pPr>
+              <w:spacing w:after="50" w:before="0"/>
+            </w:pPr>
+            <w:r>
+              <w:rPr>
+                <w:color w:val="BBBBBB"/>
+                <w:sz w:val="18"/>
+                <w:szCs w:val="18"/>
+              </w:rPr>
+              <w:t xml:space="preserve">____________________________</w:t>
+            </w:r>
+          </w:p>
+          <w:p>
+            <w:pPr>
+              <w:spacing w:after="50" w:before="0"/>
+            </w:pPr>
+            <w:r>
+              <w:rPr>
+                <w:color w:val="BBBBBB"/>
+                <w:sz w:val="18"/>
+                <w:szCs w:val="18"/>
+              </w:rPr>
+              <w:t xml:space="preserve">____________________________</w:t>
+            </w:r>
+          </w:p>
+        </w:tc>
+        <w:tc>
+          <w:tcPr>
+            <w:tcW w:type="dxa" w:w="3000"/>
+            <w:shd w:fill="FBF3E2" w:color="auto" w:val="clear"/>
+            <w:tcMar>
+              <w:top w:type="dxa" w:w="80"/>
+              <w:left w:type="dxa" w:w="100"/>
+              <w:bottom w:type="dxa" w:w="80"/>
+              <w:right w:type="dxa" w:w="100"/>
+            </w:tcMar>
+            <w:vAlign w:val="top"/>
+          </w:tcPr>
+          <w:p>
+            <w:pPr>
+              <w:spacing w:after="30" w:before="0"/>
+            </w:pPr>
+            <w:r>
+              <w:rPr>
+                <w:b/>
+                <w:bCs/>
+                <w:color w:val="0F2B3C"/>
+                <w:sz w:val="18"/>
+                <w:szCs w:val="18"/>
+              </w:rPr>
+              <w:t xml:space="preserve">Because... ________________</w:t>
+            </w:r>
+          </w:p>
+          <w:p>
+            <w:pPr>
+              <w:spacing w:after="50" w:before="0"/>
+            </w:pPr>
+            <w:r>
+              <w:rPr>
+                <w:color w:val="BBBBBB"/>
+                <w:sz w:val="18"/>
+                <w:szCs w:val="18"/>
+              </w:rPr>
+              <w:t xml:space="preserve">____________________________</w:t>
+            </w:r>
+          </w:p>
+          <w:p>
+            <w:pPr>
+              <w:spacing w:after="30" w:before="40"/>
+            </w:pPr>
+            <w:r>
+              <w:rPr>
+                <w:b/>
+                <w:bCs/>
+                <w:color w:val="1A6FB5"/>
+                <w:sz w:val="18"/>
+                <w:szCs w:val="18"/>
+              </w:rPr>
+              <w:t xml:space="preserve">Although... _______________</w:t>
+            </w:r>
+          </w:p>
+          <w:p>
+            <w:pPr>
+              <w:spacing w:after="50" w:before="0"/>
+            </w:pPr>
+            <w:r>
+              <w:rPr>
+                <w:color w:val="BBBBBB"/>
+                <w:sz w:val="18"/>
+                <w:szCs w:val="18"/>
+              </w:rPr>
+              <w:t xml:space="preserve">____________________________</w:t>
+            </w:r>
+          </w:p>
+          <w:p>
+            <w:pPr>
+              <w:spacing w:after="30" w:before="40"/>
+            </w:pPr>
+            <w:r>
+              <w:rPr>
+                <w:b/>
+                <w:bCs/>
+                <w:color w:val="7A5400"/>
+                <w:sz w:val="18"/>
+                <w:szCs w:val="18"/>
+              </w:rPr>
+              <w:t xml:space="preserve">Therefore... ______________</w:t>
+            </w:r>
+          </w:p>
+          <w:p>
+            <w:pPr>
+              <w:spacing w:after="50" w:before="0"/>
+            </w:pPr>
+            <w:r>
+              <w:rPr>
+                <w:color w:val="BBBBBB"/>
+                <w:sz w:val="18"/>
+                <w:szCs w:val="18"/>
+              </w:rPr>
+              <w:t xml:space="preserve">____________________________</w:t>
+            </w:r>
+          </w:p>
+        </w:tc>
+      </w:tr>
+    </w:tbl>
+    <w:p>
+      <w:pPr>
+        <w:spacing w:after="60" w:before="0"/>
+      </w:pPr>
+      <w:r>
+        <w:t xml:space="preserve"/>
       </w:r>
     </w:p>
     <w:p>
@@ -225,73 +2326,922 @@
         <w:t xml:space="preserve">Find distances from a mean, then add them.</w:t>
       </w:r>
     </w:p>
-    <w:p>
-      <w:pPr>
-        <w:spacing w:after="40" w:before="0"/>
-      </w:pPr>
-      <w:r>
-        <w:rPr>
-          <w:sz w:val="22"/>
-          <w:szCs w:val="22"/>
-        </w:rPr>
-        <w:t xml:space="preserve">1.  The mean is 5. How far is the value 9 from the mean?</w:t>
-      </w:r>
-    </w:p>
-    <w:p>
-      <w:pPr>
-        <w:spacing w:after="80" w:before="0"/>
-      </w:pPr>
-      <w:r>
-        <w:rPr>
-          <w:color w:val="BBBBBB"/>
-        </w:rPr>
-        <w:t xml:space="preserve">____________________________________________________</w:t>
-      </w:r>
-    </w:p>
-    <w:p>
-      <w:pPr>
-        <w:spacing w:after="40" w:before="0"/>
-      </w:pPr>
-      <w:r>
-        <w:rPr>
-          <w:sz w:val="22"/>
-          <w:szCs w:val="22"/>
-        </w:rPr>
-        <w:t xml:space="preserve">2.  The mean is 5. How far is the value 2 from the mean?</w:t>
-      </w:r>
-    </w:p>
-    <w:p>
-      <w:pPr>
-        <w:spacing w:after="80" w:before="0"/>
-      </w:pPr>
-      <w:r>
-        <w:rPr>
-          <w:color w:val="BBBBBB"/>
-        </w:rPr>
-        <w:t xml:space="preserve">____________________________________________________</w:t>
-      </w:r>
-    </w:p>
-    <w:p>
-      <w:pPr>
-        <w:spacing w:after="40" w:before="0"/>
-      </w:pPr>
-      <w:r>
-        <w:rPr>
-          <w:sz w:val="22"/>
-          <w:szCs w:val="22"/>
-        </w:rPr>
-        <w:t xml:space="preserve">3.  Add those distances: 4 + 3 = ___</w:t>
-      </w:r>
-    </w:p>
-    <w:p>
-      <w:pPr>
-        <w:spacing w:after="80" w:before="0"/>
-      </w:pPr>
-      <w:r>
-        <w:rPr>
-          <w:color w:val="BBBBBB"/>
-        </w:rPr>
-        <w:t xml:space="preserve">____________________________________________________</w:t>
+    <w:tbl>
+      <w:tblPr>
+        <w:tblW w:type="dxa" w:w="9360"/>
+        <w:tblBorders>
+          <w:top w:val="single" w:color="C7D2DD" w:sz="6"/>
+          <w:left w:val="single" w:color="C7D2DD" w:sz="6"/>
+          <w:bottom w:val="single" w:color="C7D2DD" w:sz="6"/>
+          <w:right w:val="single" w:color="C7D2DD" w:sz="6"/>
+          <w:insideH w:val="single" w:color="C7D2DD" w:sz="6"/>
+          <w:insideV w:val="single" w:color="C7D2DD" w:sz="6"/>
+        </w:tblBorders>
+      </w:tblPr>
+      <w:tblGrid>
+        <w:gridCol w:w="2800"/>
+        <w:gridCol w:w="3560"/>
+        <w:gridCol w:w="3000"/>
+      </w:tblGrid>
+      <w:tr>
+        <w:trPr>
+          <w:cantSplit/>
+          <w:tblHeader/>
+        </w:trPr>
+        <w:tc>
+          <w:tcPr>
+            <w:tcW w:type="dxa" w:w="2800"/>
+            <w:shd w:fill="EEF4F8" w:color="auto" w:val="clear"/>
+            <w:tcMar>
+              <w:top w:type="dxa" w:w="60"/>
+              <w:left w:type="dxa" w:w="100"/>
+              <w:bottom w:type="dxa" w:w="60"/>
+              <w:right w:type="dxa" w:w="100"/>
+            </w:tcMar>
+          </w:tcPr>
+          <w:p>
+            <w:pPr>
+              <w:spacing w:after="0" w:before="0"/>
+            </w:pPr>
+            <w:r>
+              <w:rPr>
+                <w:b/>
+                <w:bCs/>
+                <w:color w:val="0F2B3C"/>
+                <w:sz w:val="16"/>
+                <w:szCs w:val="16"/>
+              </w:rPr>
+              <w:t xml:space="preserve">CORE PROBLEM / GIVEN REPRESENTATION</w:t>
+            </w:r>
+          </w:p>
+        </w:tc>
+        <w:tc>
+          <w:tcPr>
+            <w:tcW w:type="dxa" w:w="3560"/>
+            <w:shd w:fill="EEF4F8" w:color="auto" w:val="clear"/>
+            <w:tcMar>
+              <w:top w:type="dxa" w:w="60"/>
+              <w:left w:type="dxa" w:w="100"/>
+              <w:bottom w:type="dxa" w:w="60"/>
+              <w:right w:type="dxa" w:w="100"/>
+            </w:tcMar>
+          </w:tcPr>
+          <w:p>
+            <w:pPr>
+              <w:spacing w:after="0" w:before="0"/>
+            </w:pPr>
+            <w:r>
+              <w:rPr>
+                <w:b/>
+                <w:bCs/>
+                <w:color w:val="0F2B3C"/>
+                <w:sz w:val="16"/>
+                <w:szCs w:val="16"/>
+              </w:rPr>
+              <w:t xml:space="preserve">WORKING SPACE / CALCULATION STEPS</w:t>
+            </w:r>
+          </w:p>
+        </w:tc>
+        <w:tc>
+          <w:tcPr>
+            <w:tcW w:type="dxa" w:w="3000"/>
+            <w:shd w:fill="FBF3E2" w:color="auto" w:val="clear"/>
+            <w:tcMar>
+              <w:top w:type="dxa" w:w="60"/>
+              <w:left w:type="dxa" w:w="100"/>
+              <w:bottom w:type="dxa" w:w="60"/>
+              <w:right w:type="dxa" w:w="100"/>
+            </w:tcMar>
+          </w:tcPr>
+          <w:p>
+            <w:pPr>
+              <w:spacing w:after="0" w:before="0"/>
+            </w:pPr>
+            <w:r>
+              <w:rPr>
+                <w:b/>
+                <w:bCs/>
+                <w:color w:val="7A5400"/>
+                <w:sz w:val="16"/>
+                <w:szCs w:val="16"/>
+              </w:rPr>
+              <w:t xml:space="preserve">EXPLAIN YOUR REASONING</w:t>
+            </w:r>
+          </w:p>
+        </w:tc>
+      </w:tr>
+      <w:tr>
+        <w:trPr>
+          <w:cantSplit/>
+        </w:trPr>
+        <w:tc>
+          <w:tcPr>
+            <w:tcW w:type="dxa" w:w="2800"/>
+            <w:tcMar>
+              <w:top w:type="dxa" w:w="80"/>
+              <w:left w:type="dxa" w:w="100"/>
+              <w:bottom w:type="dxa" w:w="80"/>
+              <w:right w:type="dxa" w:w="100"/>
+            </w:tcMar>
+            <w:vAlign w:val="top"/>
+          </w:tcPr>
+          <w:p>
+            <w:pPr>
+              <w:spacing w:after="40" w:before="0"/>
+            </w:pPr>
+            <w:r>
+              <w:rPr>
+                <w:b/>
+                <w:bCs/>
+                <w:color w:val="0F2B3C"/>
+                <w:sz w:val="20"/>
+                <w:szCs w:val="20"/>
+              </w:rPr>
+              <w:t xml:space="preserve">1.  The mean is 5. How far is the value 9 from the mean?</w:t>
+            </w:r>
+          </w:p>
+        </w:tc>
+        <w:tc>
+          <w:tcPr>
+            <w:tcW w:type="dxa" w:w="3560"/>
+            <w:tcMar>
+              <w:top w:type="dxa" w:w="80"/>
+              <w:left w:type="dxa" w:w="100"/>
+              <w:bottom w:type="dxa" w:w="80"/>
+              <w:right w:type="dxa" w:w="100"/>
+            </w:tcMar>
+            <w:vAlign w:val="top"/>
+          </w:tcPr>
+          <w:p>
+            <w:pPr>
+              <w:spacing w:after="50" w:before="0"/>
+            </w:pPr>
+            <w:r>
+              <w:rPr>
+                <w:color w:val="BBBBBB"/>
+                <w:sz w:val="18"/>
+                <w:szCs w:val="18"/>
+              </w:rPr>
+              <w:t xml:space="preserve">____________________________</w:t>
+            </w:r>
+          </w:p>
+          <w:p>
+            <w:pPr>
+              <w:spacing w:after="50" w:before="0"/>
+            </w:pPr>
+            <w:r>
+              <w:rPr>
+                <w:color w:val="BBBBBB"/>
+                <w:sz w:val="18"/>
+                <w:szCs w:val="18"/>
+              </w:rPr>
+              <w:t xml:space="preserve">____________________________</w:t>
+            </w:r>
+          </w:p>
+          <w:p>
+            <w:pPr>
+              <w:spacing w:after="50" w:before="0"/>
+            </w:pPr>
+            <w:r>
+              <w:rPr>
+                <w:color w:val="BBBBBB"/>
+                <w:sz w:val="18"/>
+                <w:szCs w:val="18"/>
+              </w:rPr>
+              <w:t xml:space="preserve">____________________________</w:t>
+            </w:r>
+          </w:p>
+          <w:p>
+            <w:pPr>
+              <w:spacing w:after="50" w:before="0"/>
+            </w:pPr>
+            <w:r>
+              <w:rPr>
+                <w:color w:val="BBBBBB"/>
+                <w:sz w:val="18"/>
+                <w:szCs w:val="18"/>
+              </w:rPr>
+              <w:t xml:space="preserve">____________________________</w:t>
+            </w:r>
+          </w:p>
+        </w:tc>
+        <w:tc>
+          <w:tcPr>
+            <w:tcW w:type="dxa" w:w="3000"/>
+            <w:shd w:fill="FBF3E2" w:color="auto" w:val="clear"/>
+            <w:tcMar>
+              <w:top w:type="dxa" w:w="80"/>
+              <w:left w:type="dxa" w:w="100"/>
+              <w:bottom w:type="dxa" w:w="80"/>
+              <w:right w:type="dxa" w:w="100"/>
+            </w:tcMar>
+            <w:vAlign w:val="top"/>
+          </w:tcPr>
+          <w:p>
+            <w:pPr>
+              <w:spacing w:after="30" w:before="0"/>
+            </w:pPr>
+            <w:r>
+              <w:rPr>
+                <w:b/>
+                <w:bCs/>
+                <w:color w:val="0F2B3C"/>
+                <w:sz w:val="18"/>
+                <w:szCs w:val="18"/>
+              </w:rPr>
+              <w:t xml:space="preserve">Because... ________________</w:t>
+            </w:r>
+          </w:p>
+          <w:p>
+            <w:pPr>
+              <w:spacing w:after="50" w:before="0"/>
+            </w:pPr>
+            <w:r>
+              <w:rPr>
+                <w:color w:val="BBBBBB"/>
+                <w:sz w:val="18"/>
+                <w:szCs w:val="18"/>
+              </w:rPr>
+              <w:t xml:space="preserve">____________________________</w:t>
+            </w:r>
+          </w:p>
+          <w:p>
+            <w:pPr>
+              <w:spacing w:after="30" w:before="40"/>
+            </w:pPr>
+            <w:r>
+              <w:rPr>
+                <w:b/>
+                <w:bCs/>
+                <w:color w:val="1A6FB5"/>
+                <w:sz w:val="18"/>
+                <w:szCs w:val="18"/>
+              </w:rPr>
+              <w:t xml:space="preserve">Although... _______________</w:t>
+            </w:r>
+          </w:p>
+          <w:p>
+            <w:pPr>
+              <w:spacing w:after="50" w:before="0"/>
+            </w:pPr>
+            <w:r>
+              <w:rPr>
+                <w:color w:val="BBBBBB"/>
+                <w:sz w:val="18"/>
+                <w:szCs w:val="18"/>
+              </w:rPr>
+              <w:t xml:space="preserve">____________________________</w:t>
+            </w:r>
+          </w:p>
+          <w:p>
+            <w:pPr>
+              <w:spacing w:after="30" w:before="40"/>
+            </w:pPr>
+            <w:r>
+              <w:rPr>
+                <w:b/>
+                <w:bCs/>
+                <w:color w:val="7A5400"/>
+                <w:sz w:val="18"/>
+                <w:szCs w:val="18"/>
+              </w:rPr>
+              <w:t xml:space="preserve">Therefore... ______________</w:t>
+            </w:r>
+          </w:p>
+          <w:p>
+            <w:pPr>
+              <w:spacing w:after="50" w:before="0"/>
+            </w:pPr>
+            <w:r>
+              <w:rPr>
+                <w:color w:val="BBBBBB"/>
+                <w:sz w:val="18"/>
+                <w:szCs w:val="18"/>
+              </w:rPr>
+              <w:t xml:space="preserve">____________________________</w:t>
+            </w:r>
+          </w:p>
+        </w:tc>
+      </w:tr>
+    </w:tbl>
+    <w:p>
+      <w:pPr>
+        <w:spacing w:after="60" w:before="0"/>
+      </w:pPr>
+      <w:r>
+        <w:t xml:space="preserve"/>
+      </w:r>
+    </w:p>
+    <w:tbl>
+      <w:tblPr>
+        <w:tblW w:type="dxa" w:w="9360"/>
+        <w:tblBorders>
+          <w:top w:val="single" w:color="C7D2DD" w:sz="6"/>
+          <w:left w:val="single" w:color="C7D2DD" w:sz="6"/>
+          <w:bottom w:val="single" w:color="C7D2DD" w:sz="6"/>
+          <w:right w:val="single" w:color="C7D2DD" w:sz="6"/>
+          <w:insideH w:val="single" w:color="C7D2DD" w:sz="6"/>
+          <w:insideV w:val="single" w:color="C7D2DD" w:sz="6"/>
+        </w:tblBorders>
+      </w:tblPr>
+      <w:tblGrid>
+        <w:gridCol w:w="2800"/>
+        <w:gridCol w:w="3560"/>
+        <w:gridCol w:w="3000"/>
+      </w:tblGrid>
+      <w:tr>
+        <w:trPr>
+          <w:cantSplit/>
+          <w:tblHeader/>
+        </w:trPr>
+        <w:tc>
+          <w:tcPr>
+            <w:tcW w:type="dxa" w:w="2800"/>
+            <w:shd w:fill="EEF4F8" w:color="auto" w:val="clear"/>
+            <w:tcMar>
+              <w:top w:type="dxa" w:w="60"/>
+              <w:left w:type="dxa" w:w="100"/>
+              <w:bottom w:type="dxa" w:w="60"/>
+              <w:right w:type="dxa" w:w="100"/>
+            </w:tcMar>
+          </w:tcPr>
+          <w:p>
+            <w:pPr>
+              <w:spacing w:after="0" w:before="0"/>
+            </w:pPr>
+            <w:r>
+              <w:rPr>
+                <w:b/>
+                <w:bCs/>
+                <w:color w:val="0F2B3C"/>
+                <w:sz w:val="16"/>
+                <w:szCs w:val="16"/>
+              </w:rPr>
+              <w:t xml:space="preserve">CORE PROBLEM / GIVEN REPRESENTATION</w:t>
+            </w:r>
+          </w:p>
+        </w:tc>
+        <w:tc>
+          <w:tcPr>
+            <w:tcW w:type="dxa" w:w="3560"/>
+            <w:shd w:fill="EEF4F8" w:color="auto" w:val="clear"/>
+            <w:tcMar>
+              <w:top w:type="dxa" w:w="60"/>
+              <w:left w:type="dxa" w:w="100"/>
+              <w:bottom w:type="dxa" w:w="60"/>
+              <w:right w:type="dxa" w:w="100"/>
+            </w:tcMar>
+          </w:tcPr>
+          <w:p>
+            <w:pPr>
+              <w:spacing w:after="0" w:before="0"/>
+            </w:pPr>
+            <w:r>
+              <w:rPr>
+                <w:b/>
+                <w:bCs/>
+                <w:color w:val="0F2B3C"/>
+                <w:sz w:val="16"/>
+                <w:szCs w:val="16"/>
+              </w:rPr>
+              <w:t xml:space="preserve">WORKING SPACE / CALCULATION STEPS</w:t>
+            </w:r>
+          </w:p>
+        </w:tc>
+        <w:tc>
+          <w:tcPr>
+            <w:tcW w:type="dxa" w:w="3000"/>
+            <w:shd w:fill="FBF3E2" w:color="auto" w:val="clear"/>
+            <w:tcMar>
+              <w:top w:type="dxa" w:w="60"/>
+              <w:left w:type="dxa" w:w="100"/>
+              <w:bottom w:type="dxa" w:w="60"/>
+              <w:right w:type="dxa" w:w="100"/>
+            </w:tcMar>
+          </w:tcPr>
+          <w:p>
+            <w:pPr>
+              <w:spacing w:after="0" w:before="0"/>
+            </w:pPr>
+            <w:r>
+              <w:rPr>
+                <w:b/>
+                <w:bCs/>
+                <w:color w:val="7A5400"/>
+                <w:sz w:val="16"/>
+                <w:szCs w:val="16"/>
+              </w:rPr>
+              <w:t xml:space="preserve">EXPLAIN YOUR REASONING</w:t>
+            </w:r>
+          </w:p>
+        </w:tc>
+      </w:tr>
+      <w:tr>
+        <w:trPr>
+          <w:cantSplit/>
+        </w:trPr>
+        <w:tc>
+          <w:tcPr>
+            <w:tcW w:type="dxa" w:w="2800"/>
+            <w:tcMar>
+              <w:top w:type="dxa" w:w="80"/>
+              <w:left w:type="dxa" w:w="100"/>
+              <w:bottom w:type="dxa" w:w="80"/>
+              <w:right w:type="dxa" w:w="100"/>
+            </w:tcMar>
+            <w:vAlign w:val="top"/>
+          </w:tcPr>
+          <w:p>
+            <w:pPr>
+              <w:spacing w:after="40" w:before="0"/>
+            </w:pPr>
+            <w:r>
+              <w:rPr>
+                <w:b/>
+                <w:bCs/>
+                <w:color w:val="0F2B3C"/>
+                <w:sz w:val="20"/>
+                <w:szCs w:val="20"/>
+              </w:rPr>
+              <w:t xml:space="preserve">2.  The mean is 5. How far is the value 2 from the mean?</w:t>
+            </w:r>
+          </w:p>
+        </w:tc>
+        <w:tc>
+          <w:tcPr>
+            <w:tcW w:type="dxa" w:w="3560"/>
+            <w:tcMar>
+              <w:top w:type="dxa" w:w="80"/>
+              <w:left w:type="dxa" w:w="100"/>
+              <w:bottom w:type="dxa" w:w="80"/>
+              <w:right w:type="dxa" w:w="100"/>
+            </w:tcMar>
+            <w:vAlign w:val="top"/>
+          </w:tcPr>
+          <w:p>
+            <w:pPr>
+              <w:spacing w:after="50" w:before="0"/>
+            </w:pPr>
+            <w:r>
+              <w:rPr>
+                <w:color w:val="BBBBBB"/>
+                <w:sz w:val="18"/>
+                <w:szCs w:val="18"/>
+              </w:rPr>
+              <w:t xml:space="preserve">____________________________</w:t>
+            </w:r>
+          </w:p>
+          <w:p>
+            <w:pPr>
+              <w:spacing w:after="50" w:before="0"/>
+            </w:pPr>
+            <w:r>
+              <w:rPr>
+                <w:color w:val="BBBBBB"/>
+                <w:sz w:val="18"/>
+                <w:szCs w:val="18"/>
+              </w:rPr>
+              <w:t xml:space="preserve">____________________________</w:t>
+            </w:r>
+          </w:p>
+          <w:p>
+            <w:pPr>
+              <w:spacing w:after="50" w:before="0"/>
+            </w:pPr>
+            <w:r>
+              <w:rPr>
+                <w:color w:val="BBBBBB"/>
+                <w:sz w:val="18"/>
+                <w:szCs w:val="18"/>
+              </w:rPr>
+              <w:t xml:space="preserve">____________________________</w:t>
+            </w:r>
+          </w:p>
+          <w:p>
+            <w:pPr>
+              <w:spacing w:after="50" w:before="0"/>
+            </w:pPr>
+            <w:r>
+              <w:rPr>
+                <w:color w:val="BBBBBB"/>
+                <w:sz w:val="18"/>
+                <w:szCs w:val="18"/>
+              </w:rPr>
+              <w:t xml:space="preserve">____________________________</w:t>
+            </w:r>
+          </w:p>
+        </w:tc>
+        <w:tc>
+          <w:tcPr>
+            <w:tcW w:type="dxa" w:w="3000"/>
+            <w:shd w:fill="FBF3E2" w:color="auto" w:val="clear"/>
+            <w:tcMar>
+              <w:top w:type="dxa" w:w="80"/>
+              <w:left w:type="dxa" w:w="100"/>
+              <w:bottom w:type="dxa" w:w="80"/>
+              <w:right w:type="dxa" w:w="100"/>
+            </w:tcMar>
+            <w:vAlign w:val="top"/>
+          </w:tcPr>
+          <w:p>
+            <w:pPr>
+              <w:spacing w:after="30" w:before="0"/>
+            </w:pPr>
+            <w:r>
+              <w:rPr>
+                <w:b/>
+                <w:bCs/>
+                <w:color w:val="0F2B3C"/>
+                <w:sz w:val="18"/>
+                <w:szCs w:val="18"/>
+              </w:rPr>
+              <w:t xml:space="preserve">Because... ________________</w:t>
+            </w:r>
+          </w:p>
+          <w:p>
+            <w:pPr>
+              <w:spacing w:after="50" w:before="0"/>
+            </w:pPr>
+            <w:r>
+              <w:rPr>
+                <w:color w:val="BBBBBB"/>
+                <w:sz w:val="18"/>
+                <w:szCs w:val="18"/>
+              </w:rPr>
+              <w:t xml:space="preserve">____________________________</w:t>
+            </w:r>
+          </w:p>
+          <w:p>
+            <w:pPr>
+              <w:spacing w:after="30" w:before="40"/>
+            </w:pPr>
+            <w:r>
+              <w:rPr>
+                <w:b/>
+                <w:bCs/>
+                <w:color w:val="1A6FB5"/>
+                <w:sz w:val="18"/>
+                <w:szCs w:val="18"/>
+              </w:rPr>
+              <w:t xml:space="preserve">Although... _______________</w:t>
+            </w:r>
+          </w:p>
+          <w:p>
+            <w:pPr>
+              <w:spacing w:after="50" w:before="0"/>
+            </w:pPr>
+            <w:r>
+              <w:rPr>
+                <w:color w:val="BBBBBB"/>
+                <w:sz w:val="18"/>
+                <w:szCs w:val="18"/>
+              </w:rPr>
+              <w:t xml:space="preserve">____________________________</w:t>
+            </w:r>
+          </w:p>
+          <w:p>
+            <w:pPr>
+              <w:spacing w:after="30" w:before="40"/>
+            </w:pPr>
+            <w:r>
+              <w:rPr>
+                <w:b/>
+                <w:bCs/>
+                <w:color w:val="7A5400"/>
+                <w:sz w:val="18"/>
+                <w:szCs w:val="18"/>
+              </w:rPr>
+              <w:t xml:space="preserve">Therefore... ______________</w:t>
+            </w:r>
+          </w:p>
+          <w:p>
+            <w:pPr>
+              <w:spacing w:after="50" w:before="0"/>
+            </w:pPr>
+            <w:r>
+              <w:rPr>
+                <w:color w:val="BBBBBB"/>
+                <w:sz w:val="18"/>
+                <w:szCs w:val="18"/>
+              </w:rPr>
+              <w:t xml:space="preserve">____________________________</w:t>
+            </w:r>
+          </w:p>
+        </w:tc>
+      </w:tr>
+    </w:tbl>
+    <w:p>
+      <w:pPr>
+        <w:spacing w:after="60" w:before="0"/>
+      </w:pPr>
+      <w:r>
+        <w:t xml:space="preserve"/>
+      </w:r>
+    </w:p>
+    <w:tbl>
+      <w:tblPr>
+        <w:tblW w:type="dxa" w:w="9360"/>
+        <w:tblBorders>
+          <w:top w:val="single" w:color="C7D2DD" w:sz="6"/>
+          <w:left w:val="single" w:color="C7D2DD" w:sz="6"/>
+          <w:bottom w:val="single" w:color="C7D2DD" w:sz="6"/>
+          <w:right w:val="single" w:color="C7D2DD" w:sz="6"/>
+          <w:insideH w:val="single" w:color="C7D2DD" w:sz="6"/>
+          <w:insideV w:val="single" w:color="C7D2DD" w:sz="6"/>
+        </w:tblBorders>
+      </w:tblPr>
+      <w:tblGrid>
+        <w:gridCol w:w="2800"/>
+        <w:gridCol w:w="3560"/>
+        <w:gridCol w:w="3000"/>
+      </w:tblGrid>
+      <w:tr>
+        <w:trPr>
+          <w:cantSplit/>
+          <w:tblHeader/>
+        </w:trPr>
+        <w:tc>
+          <w:tcPr>
+            <w:tcW w:type="dxa" w:w="2800"/>
+            <w:shd w:fill="EEF4F8" w:color="auto" w:val="clear"/>
+            <w:tcMar>
+              <w:top w:type="dxa" w:w="60"/>
+              <w:left w:type="dxa" w:w="100"/>
+              <w:bottom w:type="dxa" w:w="60"/>
+              <w:right w:type="dxa" w:w="100"/>
+            </w:tcMar>
+          </w:tcPr>
+          <w:p>
+            <w:pPr>
+              <w:spacing w:after="0" w:before="0"/>
+            </w:pPr>
+            <w:r>
+              <w:rPr>
+                <w:b/>
+                <w:bCs/>
+                <w:color w:val="0F2B3C"/>
+                <w:sz w:val="16"/>
+                <w:szCs w:val="16"/>
+              </w:rPr>
+              <w:t xml:space="preserve">CORE PROBLEM / GIVEN REPRESENTATION</w:t>
+            </w:r>
+          </w:p>
+        </w:tc>
+        <w:tc>
+          <w:tcPr>
+            <w:tcW w:type="dxa" w:w="3560"/>
+            <w:shd w:fill="EEF4F8" w:color="auto" w:val="clear"/>
+            <w:tcMar>
+              <w:top w:type="dxa" w:w="60"/>
+              <w:left w:type="dxa" w:w="100"/>
+              <w:bottom w:type="dxa" w:w="60"/>
+              <w:right w:type="dxa" w:w="100"/>
+            </w:tcMar>
+          </w:tcPr>
+          <w:p>
+            <w:pPr>
+              <w:spacing w:after="0" w:before="0"/>
+            </w:pPr>
+            <w:r>
+              <w:rPr>
+                <w:b/>
+                <w:bCs/>
+                <w:color w:val="0F2B3C"/>
+                <w:sz w:val="16"/>
+                <w:szCs w:val="16"/>
+              </w:rPr>
+              <w:t xml:space="preserve">WORKING SPACE / CALCULATION STEPS</w:t>
+            </w:r>
+          </w:p>
+        </w:tc>
+        <w:tc>
+          <w:tcPr>
+            <w:tcW w:type="dxa" w:w="3000"/>
+            <w:shd w:fill="FBF3E2" w:color="auto" w:val="clear"/>
+            <w:tcMar>
+              <w:top w:type="dxa" w:w="60"/>
+              <w:left w:type="dxa" w:w="100"/>
+              <w:bottom w:type="dxa" w:w="60"/>
+              <w:right w:type="dxa" w:w="100"/>
+            </w:tcMar>
+          </w:tcPr>
+          <w:p>
+            <w:pPr>
+              <w:spacing w:after="0" w:before="0"/>
+            </w:pPr>
+            <w:r>
+              <w:rPr>
+                <w:b/>
+                <w:bCs/>
+                <w:color w:val="7A5400"/>
+                <w:sz w:val="16"/>
+                <w:szCs w:val="16"/>
+              </w:rPr>
+              <w:t xml:space="preserve">EXPLAIN YOUR REASONING</w:t>
+            </w:r>
+          </w:p>
+        </w:tc>
+      </w:tr>
+      <w:tr>
+        <w:trPr>
+          <w:cantSplit/>
+        </w:trPr>
+        <w:tc>
+          <w:tcPr>
+            <w:tcW w:type="dxa" w:w="2800"/>
+            <w:tcMar>
+              <w:top w:type="dxa" w:w="80"/>
+              <w:left w:type="dxa" w:w="100"/>
+              <w:bottom w:type="dxa" w:w="80"/>
+              <w:right w:type="dxa" w:w="100"/>
+            </w:tcMar>
+            <w:vAlign w:val="top"/>
+          </w:tcPr>
+          <w:p>
+            <w:pPr>
+              <w:spacing w:after="40" w:before="0"/>
+            </w:pPr>
+            <w:r>
+              <w:rPr>
+                <w:b/>
+                <w:bCs/>
+                <w:color w:val="0F2B3C"/>
+                <w:sz w:val="20"/>
+                <w:szCs w:val="20"/>
+              </w:rPr>
+              <w:t xml:space="preserve">3.  Add those distances: 4 + 3 = ___</w:t>
+            </w:r>
+          </w:p>
+        </w:tc>
+        <w:tc>
+          <w:tcPr>
+            <w:tcW w:type="dxa" w:w="3560"/>
+            <w:tcMar>
+              <w:top w:type="dxa" w:w="80"/>
+              <w:left w:type="dxa" w:w="100"/>
+              <w:bottom w:type="dxa" w:w="80"/>
+              <w:right w:type="dxa" w:w="100"/>
+            </w:tcMar>
+            <w:vAlign w:val="top"/>
+          </w:tcPr>
+          <w:p>
+            <w:pPr>
+              <w:spacing w:after="50" w:before="0"/>
+            </w:pPr>
+            <w:r>
+              <w:rPr>
+                <w:color w:val="BBBBBB"/>
+                <w:sz w:val="18"/>
+                <w:szCs w:val="18"/>
+              </w:rPr>
+              <w:t xml:space="preserve">____________________________</w:t>
+            </w:r>
+          </w:p>
+          <w:p>
+            <w:pPr>
+              <w:spacing w:after="50" w:before="0"/>
+            </w:pPr>
+            <w:r>
+              <w:rPr>
+                <w:color w:val="BBBBBB"/>
+                <w:sz w:val="18"/>
+                <w:szCs w:val="18"/>
+              </w:rPr>
+              <w:t xml:space="preserve">____________________________</w:t>
+            </w:r>
+          </w:p>
+          <w:p>
+            <w:pPr>
+              <w:spacing w:after="50" w:before="0"/>
+            </w:pPr>
+            <w:r>
+              <w:rPr>
+                <w:color w:val="BBBBBB"/>
+                <w:sz w:val="18"/>
+                <w:szCs w:val="18"/>
+              </w:rPr>
+              <w:t xml:space="preserve">____________________________</w:t>
+            </w:r>
+          </w:p>
+          <w:p>
+            <w:pPr>
+              <w:spacing w:after="50" w:before="0"/>
+            </w:pPr>
+            <w:r>
+              <w:rPr>
+                <w:color w:val="BBBBBB"/>
+                <w:sz w:val="18"/>
+                <w:szCs w:val="18"/>
+              </w:rPr>
+              <w:t xml:space="preserve">____________________________</w:t>
+            </w:r>
+          </w:p>
+        </w:tc>
+        <w:tc>
+          <w:tcPr>
+            <w:tcW w:type="dxa" w:w="3000"/>
+            <w:shd w:fill="FBF3E2" w:color="auto" w:val="clear"/>
+            <w:tcMar>
+              <w:top w:type="dxa" w:w="80"/>
+              <w:left w:type="dxa" w:w="100"/>
+              <w:bottom w:type="dxa" w:w="80"/>
+              <w:right w:type="dxa" w:w="100"/>
+            </w:tcMar>
+            <w:vAlign w:val="top"/>
+          </w:tcPr>
+          <w:p>
+            <w:pPr>
+              <w:spacing w:after="30" w:before="0"/>
+            </w:pPr>
+            <w:r>
+              <w:rPr>
+                <w:b/>
+                <w:bCs/>
+                <w:color w:val="0F2B3C"/>
+                <w:sz w:val="18"/>
+                <w:szCs w:val="18"/>
+              </w:rPr>
+              <w:t xml:space="preserve">Because... ________________</w:t>
+            </w:r>
+          </w:p>
+          <w:p>
+            <w:pPr>
+              <w:spacing w:after="50" w:before="0"/>
+            </w:pPr>
+            <w:r>
+              <w:rPr>
+                <w:color w:val="BBBBBB"/>
+                <w:sz w:val="18"/>
+                <w:szCs w:val="18"/>
+              </w:rPr>
+              <w:t xml:space="preserve">____________________________</w:t>
+            </w:r>
+          </w:p>
+          <w:p>
+            <w:pPr>
+              <w:spacing w:after="30" w:before="40"/>
+            </w:pPr>
+            <w:r>
+              <w:rPr>
+                <w:b/>
+                <w:bCs/>
+                <w:color w:val="1A6FB5"/>
+                <w:sz w:val="18"/>
+                <w:szCs w:val="18"/>
+              </w:rPr>
+              <w:t xml:space="preserve">Although... _______________</w:t>
+            </w:r>
+          </w:p>
+          <w:p>
+            <w:pPr>
+              <w:spacing w:after="50" w:before="0"/>
+            </w:pPr>
+            <w:r>
+              <w:rPr>
+                <w:color w:val="BBBBBB"/>
+                <w:sz w:val="18"/>
+                <w:szCs w:val="18"/>
+              </w:rPr>
+              <w:t xml:space="preserve">____________________________</w:t>
+            </w:r>
+          </w:p>
+          <w:p>
+            <w:pPr>
+              <w:spacing w:after="30" w:before="40"/>
+            </w:pPr>
+            <w:r>
+              <w:rPr>
+                <w:b/>
+                <w:bCs/>
+                <w:color w:val="7A5400"/>
+                <w:sz w:val="18"/>
+                <w:szCs w:val="18"/>
+              </w:rPr>
+              <w:t xml:space="preserve">Therefore... ______________</w:t>
+            </w:r>
+          </w:p>
+          <w:p>
+            <w:pPr>
+              <w:spacing w:after="50" w:before="0"/>
+            </w:pPr>
+            <w:r>
+              <w:rPr>
+                <w:color w:val="BBBBBB"/>
+                <w:sz w:val="18"/>
+                <w:szCs w:val="18"/>
+              </w:rPr>
+              <w:t xml:space="preserve">____________________________</w:t>
+            </w:r>
+          </w:p>
+        </w:tc>
+      </w:tr>
+    </w:tbl>
+    <w:p>
+      <w:pPr>
+        <w:spacing w:after="60" w:before="0"/>
+      </w:pPr>
+      <w:r>
+        <w:t xml:space="preserve"/>
       </w:r>
     </w:p>
     <w:p>
@@ -323,50 +3273,616 @@
         <w:t xml:space="preserve">Average the distances (a mini-MAD).</w:t>
       </w:r>
     </w:p>
-    <w:p>
-      <w:pPr>
-        <w:spacing w:after="40" w:before="0"/>
-      </w:pPr>
-      <w:r>
-        <w:rPr>
-          <w:sz w:val="22"/>
-          <w:szCs w:val="22"/>
-        </w:rPr>
-        <w:t xml:space="preserve">1.  The distances from the mean are 2, 4, 6. What is their total?</w:t>
-      </w:r>
-    </w:p>
-    <w:p>
-      <w:pPr>
-        <w:spacing w:after="80" w:before="0"/>
-      </w:pPr>
-      <w:r>
-        <w:rPr>
-          <w:color w:val="BBBBBB"/>
-        </w:rPr>
-        <w:t xml:space="preserve">____________________________________________________</w:t>
-      </w:r>
-    </w:p>
-    <w:p>
-      <w:pPr>
-        <w:spacing w:after="40" w:before="0"/>
-      </w:pPr>
-      <w:r>
-        <w:rPr>
-          <w:sz w:val="22"/>
-          <w:szCs w:val="22"/>
-        </w:rPr>
-        <w:t xml:space="preserve">2.  There are 3 distances totaling 12. What is the average distance (12 ÷ 3)?</w:t>
-      </w:r>
-    </w:p>
-    <w:p>
-      <w:pPr>
-        <w:spacing w:after="80" w:before="0"/>
-      </w:pPr>
-      <w:r>
-        <w:rPr>
-          <w:color w:val="BBBBBB"/>
-        </w:rPr>
-        <w:t xml:space="preserve">____________________________________________________</w:t>
+    <w:tbl>
+      <w:tblPr>
+        <w:tblW w:type="dxa" w:w="9360"/>
+        <w:tblBorders>
+          <w:top w:val="single" w:color="C7D2DD" w:sz="6"/>
+          <w:left w:val="single" w:color="C7D2DD" w:sz="6"/>
+          <w:bottom w:val="single" w:color="C7D2DD" w:sz="6"/>
+          <w:right w:val="single" w:color="C7D2DD" w:sz="6"/>
+          <w:insideH w:val="single" w:color="C7D2DD" w:sz="6"/>
+          <w:insideV w:val="single" w:color="C7D2DD" w:sz="6"/>
+        </w:tblBorders>
+      </w:tblPr>
+      <w:tblGrid>
+        <w:gridCol w:w="2800"/>
+        <w:gridCol w:w="3560"/>
+        <w:gridCol w:w="3000"/>
+      </w:tblGrid>
+      <w:tr>
+        <w:trPr>
+          <w:cantSplit/>
+          <w:tblHeader/>
+        </w:trPr>
+        <w:tc>
+          <w:tcPr>
+            <w:tcW w:type="dxa" w:w="2800"/>
+            <w:shd w:fill="EEF4F8" w:color="auto" w:val="clear"/>
+            <w:tcMar>
+              <w:top w:type="dxa" w:w="60"/>
+              <w:left w:type="dxa" w:w="100"/>
+              <w:bottom w:type="dxa" w:w="60"/>
+              <w:right w:type="dxa" w:w="100"/>
+            </w:tcMar>
+          </w:tcPr>
+          <w:p>
+            <w:pPr>
+              <w:spacing w:after="0" w:before="0"/>
+            </w:pPr>
+            <w:r>
+              <w:rPr>
+                <w:b/>
+                <w:bCs/>
+                <w:color w:val="0F2B3C"/>
+                <w:sz w:val="16"/>
+                <w:szCs w:val="16"/>
+              </w:rPr>
+              <w:t xml:space="preserve">CORE PROBLEM / GIVEN REPRESENTATION</w:t>
+            </w:r>
+          </w:p>
+        </w:tc>
+        <w:tc>
+          <w:tcPr>
+            <w:tcW w:type="dxa" w:w="3560"/>
+            <w:shd w:fill="EEF4F8" w:color="auto" w:val="clear"/>
+            <w:tcMar>
+              <w:top w:type="dxa" w:w="60"/>
+              <w:left w:type="dxa" w:w="100"/>
+              <w:bottom w:type="dxa" w:w="60"/>
+              <w:right w:type="dxa" w:w="100"/>
+            </w:tcMar>
+          </w:tcPr>
+          <w:p>
+            <w:pPr>
+              <w:spacing w:after="0" w:before="0"/>
+            </w:pPr>
+            <w:r>
+              <w:rPr>
+                <w:b/>
+                <w:bCs/>
+                <w:color w:val="0F2B3C"/>
+                <w:sz w:val="16"/>
+                <w:szCs w:val="16"/>
+              </w:rPr>
+              <w:t xml:space="preserve">WORKING SPACE / CALCULATION STEPS</w:t>
+            </w:r>
+          </w:p>
+        </w:tc>
+        <w:tc>
+          <w:tcPr>
+            <w:tcW w:type="dxa" w:w="3000"/>
+            <w:shd w:fill="FBF3E2" w:color="auto" w:val="clear"/>
+            <w:tcMar>
+              <w:top w:type="dxa" w:w="60"/>
+              <w:left w:type="dxa" w:w="100"/>
+              <w:bottom w:type="dxa" w:w="60"/>
+              <w:right w:type="dxa" w:w="100"/>
+            </w:tcMar>
+          </w:tcPr>
+          <w:p>
+            <w:pPr>
+              <w:spacing w:after="0" w:before="0"/>
+            </w:pPr>
+            <w:r>
+              <w:rPr>
+                <w:b/>
+                <w:bCs/>
+                <w:color w:val="7A5400"/>
+                <w:sz w:val="16"/>
+                <w:szCs w:val="16"/>
+              </w:rPr>
+              <w:t xml:space="preserve">EXPLAIN YOUR REASONING</w:t>
+            </w:r>
+          </w:p>
+        </w:tc>
+      </w:tr>
+      <w:tr>
+        <w:trPr>
+          <w:cantSplit/>
+        </w:trPr>
+        <w:tc>
+          <w:tcPr>
+            <w:tcW w:type="dxa" w:w="2800"/>
+            <w:tcMar>
+              <w:top w:type="dxa" w:w="80"/>
+              <w:left w:type="dxa" w:w="100"/>
+              <w:bottom w:type="dxa" w:w="80"/>
+              <w:right w:type="dxa" w:w="100"/>
+            </w:tcMar>
+            <w:vAlign w:val="top"/>
+          </w:tcPr>
+          <w:p>
+            <w:pPr>
+              <w:spacing w:after="40" w:before="0"/>
+            </w:pPr>
+            <w:r>
+              <w:rPr>
+                <w:b/>
+                <w:bCs/>
+                <w:color w:val="0F2B3C"/>
+                <w:sz w:val="20"/>
+                <w:szCs w:val="20"/>
+              </w:rPr>
+              <w:t xml:space="preserve">1.  The distances from the mean are 2, 4, 6. What is their total?</w:t>
+            </w:r>
+          </w:p>
+        </w:tc>
+        <w:tc>
+          <w:tcPr>
+            <w:tcW w:type="dxa" w:w="3560"/>
+            <w:tcMar>
+              <w:top w:type="dxa" w:w="80"/>
+              <w:left w:type="dxa" w:w="100"/>
+              <w:bottom w:type="dxa" w:w="80"/>
+              <w:right w:type="dxa" w:w="100"/>
+            </w:tcMar>
+            <w:vAlign w:val="top"/>
+          </w:tcPr>
+          <w:p>
+            <w:pPr>
+              <w:spacing w:after="50" w:before="0"/>
+            </w:pPr>
+            <w:r>
+              <w:rPr>
+                <w:color w:val="BBBBBB"/>
+                <w:sz w:val="18"/>
+                <w:szCs w:val="18"/>
+              </w:rPr>
+              <w:t xml:space="preserve">____________________________</w:t>
+            </w:r>
+          </w:p>
+          <w:p>
+            <w:pPr>
+              <w:spacing w:after="50" w:before="0"/>
+            </w:pPr>
+            <w:r>
+              <w:rPr>
+                <w:color w:val="BBBBBB"/>
+                <w:sz w:val="18"/>
+                <w:szCs w:val="18"/>
+              </w:rPr>
+              <w:t xml:space="preserve">____________________________</w:t>
+            </w:r>
+          </w:p>
+          <w:p>
+            <w:pPr>
+              <w:spacing w:after="50" w:before="0"/>
+            </w:pPr>
+            <w:r>
+              <w:rPr>
+                <w:color w:val="BBBBBB"/>
+                <w:sz w:val="18"/>
+                <w:szCs w:val="18"/>
+              </w:rPr>
+              <w:t xml:space="preserve">____________________________</w:t>
+            </w:r>
+          </w:p>
+          <w:p>
+            <w:pPr>
+              <w:spacing w:after="50" w:before="0"/>
+            </w:pPr>
+            <w:r>
+              <w:rPr>
+                <w:color w:val="BBBBBB"/>
+                <w:sz w:val="18"/>
+                <w:szCs w:val="18"/>
+              </w:rPr>
+              <w:t xml:space="preserve">____________________________</w:t>
+            </w:r>
+          </w:p>
+        </w:tc>
+        <w:tc>
+          <w:tcPr>
+            <w:tcW w:type="dxa" w:w="3000"/>
+            <w:shd w:fill="FBF3E2" w:color="auto" w:val="clear"/>
+            <w:tcMar>
+              <w:top w:type="dxa" w:w="80"/>
+              <w:left w:type="dxa" w:w="100"/>
+              <w:bottom w:type="dxa" w:w="80"/>
+              <w:right w:type="dxa" w:w="100"/>
+            </w:tcMar>
+            <w:vAlign w:val="top"/>
+          </w:tcPr>
+          <w:p>
+            <w:pPr>
+              <w:spacing w:after="30" w:before="0"/>
+            </w:pPr>
+            <w:r>
+              <w:rPr>
+                <w:b/>
+                <w:bCs/>
+                <w:color w:val="0F2B3C"/>
+                <w:sz w:val="18"/>
+                <w:szCs w:val="18"/>
+              </w:rPr>
+              <w:t xml:space="preserve">Because... ________________</w:t>
+            </w:r>
+          </w:p>
+          <w:p>
+            <w:pPr>
+              <w:spacing w:after="50" w:before="0"/>
+            </w:pPr>
+            <w:r>
+              <w:rPr>
+                <w:color w:val="BBBBBB"/>
+                <w:sz w:val="18"/>
+                <w:szCs w:val="18"/>
+              </w:rPr>
+              <w:t xml:space="preserve">____________________________</w:t>
+            </w:r>
+          </w:p>
+          <w:p>
+            <w:pPr>
+              <w:spacing w:after="30" w:before="40"/>
+            </w:pPr>
+            <w:r>
+              <w:rPr>
+                <w:b/>
+                <w:bCs/>
+                <w:color w:val="1A6FB5"/>
+                <w:sz w:val="18"/>
+                <w:szCs w:val="18"/>
+              </w:rPr>
+              <w:t xml:space="preserve">Although... _______________</w:t>
+            </w:r>
+          </w:p>
+          <w:p>
+            <w:pPr>
+              <w:spacing w:after="50" w:before="0"/>
+            </w:pPr>
+            <w:r>
+              <w:rPr>
+                <w:color w:val="BBBBBB"/>
+                <w:sz w:val="18"/>
+                <w:szCs w:val="18"/>
+              </w:rPr>
+              <w:t xml:space="preserve">____________________________</w:t>
+            </w:r>
+          </w:p>
+          <w:p>
+            <w:pPr>
+              <w:spacing w:after="30" w:before="40"/>
+            </w:pPr>
+            <w:r>
+              <w:rPr>
+                <w:b/>
+                <w:bCs/>
+                <w:color w:val="7A5400"/>
+                <w:sz w:val="18"/>
+                <w:szCs w:val="18"/>
+              </w:rPr>
+              <w:t xml:space="preserve">Therefore... ______________</w:t>
+            </w:r>
+          </w:p>
+          <w:p>
+            <w:pPr>
+              <w:spacing w:after="50" w:before="0"/>
+            </w:pPr>
+            <w:r>
+              <w:rPr>
+                <w:color w:val="BBBBBB"/>
+                <w:sz w:val="18"/>
+                <w:szCs w:val="18"/>
+              </w:rPr>
+              <w:t xml:space="preserve">____________________________</w:t>
+            </w:r>
+          </w:p>
+        </w:tc>
+      </w:tr>
+    </w:tbl>
+    <w:p>
+      <w:pPr>
+        <w:spacing w:after="60" w:before="0"/>
+      </w:pPr>
+      <w:r>
+        <w:t xml:space="preserve"/>
+      </w:r>
+    </w:p>
+    <w:tbl>
+      <w:tblPr>
+        <w:tblW w:type="dxa" w:w="9360"/>
+        <w:tblBorders>
+          <w:top w:val="single" w:color="C7D2DD" w:sz="6"/>
+          <w:left w:val="single" w:color="C7D2DD" w:sz="6"/>
+          <w:bottom w:val="single" w:color="C7D2DD" w:sz="6"/>
+          <w:right w:val="single" w:color="C7D2DD" w:sz="6"/>
+          <w:insideH w:val="single" w:color="C7D2DD" w:sz="6"/>
+          <w:insideV w:val="single" w:color="C7D2DD" w:sz="6"/>
+        </w:tblBorders>
+      </w:tblPr>
+      <w:tblGrid>
+        <w:gridCol w:w="2800"/>
+        <w:gridCol w:w="3560"/>
+        <w:gridCol w:w="3000"/>
+      </w:tblGrid>
+      <w:tr>
+        <w:trPr>
+          <w:cantSplit/>
+          <w:tblHeader/>
+        </w:trPr>
+        <w:tc>
+          <w:tcPr>
+            <w:tcW w:type="dxa" w:w="2800"/>
+            <w:shd w:fill="EEF4F8" w:color="auto" w:val="clear"/>
+            <w:tcMar>
+              <w:top w:type="dxa" w:w="60"/>
+              <w:left w:type="dxa" w:w="100"/>
+              <w:bottom w:type="dxa" w:w="60"/>
+              <w:right w:type="dxa" w:w="100"/>
+            </w:tcMar>
+          </w:tcPr>
+          <w:p>
+            <w:pPr>
+              <w:spacing w:after="0" w:before="0"/>
+            </w:pPr>
+            <w:r>
+              <w:rPr>
+                <w:b/>
+                <w:bCs/>
+                <w:color w:val="0F2B3C"/>
+                <w:sz w:val="16"/>
+                <w:szCs w:val="16"/>
+              </w:rPr>
+              <w:t xml:space="preserve">CORE PROBLEM / GIVEN REPRESENTATION</w:t>
+            </w:r>
+          </w:p>
+        </w:tc>
+        <w:tc>
+          <w:tcPr>
+            <w:tcW w:type="dxa" w:w="3560"/>
+            <w:shd w:fill="EEF4F8" w:color="auto" w:val="clear"/>
+            <w:tcMar>
+              <w:top w:type="dxa" w:w="60"/>
+              <w:left w:type="dxa" w:w="100"/>
+              <w:bottom w:type="dxa" w:w="60"/>
+              <w:right w:type="dxa" w:w="100"/>
+            </w:tcMar>
+          </w:tcPr>
+          <w:p>
+            <w:pPr>
+              <w:spacing w:after="0" w:before="0"/>
+            </w:pPr>
+            <w:r>
+              <w:rPr>
+                <w:b/>
+                <w:bCs/>
+                <w:color w:val="0F2B3C"/>
+                <w:sz w:val="16"/>
+                <w:szCs w:val="16"/>
+              </w:rPr>
+              <w:t xml:space="preserve">WORKING SPACE / CALCULATION STEPS</w:t>
+            </w:r>
+          </w:p>
+        </w:tc>
+        <w:tc>
+          <w:tcPr>
+            <w:tcW w:type="dxa" w:w="3000"/>
+            <w:shd w:fill="FBF3E2" w:color="auto" w:val="clear"/>
+            <w:tcMar>
+              <w:top w:type="dxa" w:w="60"/>
+              <w:left w:type="dxa" w:w="100"/>
+              <w:bottom w:type="dxa" w:w="60"/>
+              <w:right w:type="dxa" w:w="100"/>
+            </w:tcMar>
+          </w:tcPr>
+          <w:p>
+            <w:pPr>
+              <w:spacing w:after="0" w:before="0"/>
+            </w:pPr>
+            <w:r>
+              <w:rPr>
+                <w:b/>
+                <w:bCs/>
+                <w:color w:val="7A5400"/>
+                <w:sz w:val="16"/>
+                <w:szCs w:val="16"/>
+              </w:rPr>
+              <w:t xml:space="preserve">EXPLAIN YOUR REASONING</w:t>
+            </w:r>
+          </w:p>
+        </w:tc>
+      </w:tr>
+      <w:tr>
+        <w:trPr>
+          <w:cantSplit/>
+        </w:trPr>
+        <w:tc>
+          <w:tcPr>
+            <w:tcW w:type="dxa" w:w="2800"/>
+            <w:tcMar>
+              <w:top w:type="dxa" w:w="80"/>
+              <w:left w:type="dxa" w:w="100"/>
+              <w:bottom w:type="dxa" w:w="80"/>
+              <w:right w:type="dxa" w:w="100"/>
+            </w:tcMar>
+            <w:vAlign w:val="top"/>
+          </w:tcPr>
+          <w:p>
+            <w:pPr>
+              <w:spacing w:after="40" w:before="0"/>
+            </w:pPr>
+            <w:r>
+              <w:rPr>
+                <w:b/>
+                <w:bCs/>
+                <w:color w:val="0F2B3C"/>
+                <w:sz w:val="20"/>
+                <w:szCs w:val="20"/>
+              </w:rPr>
+              <w:t xml:space="preserve">2.  There are 3 distances totaling 12. What is the average distance (12 ÷ 3)?</w:t>
+            </w:r>
+          </w:p>
+        </w:tc>
+        <w:tc>
+          <w:tcPr>
+            <w:tcW w:type="dxa" w:w="3560"/>
+            <w:tcMar>
+              <w:top w:type="dxa" w:w="80"/>
+              <w:left w:type="dxa" w:w="100"/>
+              <w:bottom w:type="dxa" w:w="80"/>
+              <w:right w:type="dxa" w:w="100"/>
+            </w:tcMar>
+            <w:vAlign w:val="top"/>
+          </w:tcPr>
+          <w:p>
+            <w:pPr>
+              <w:spacing w:after="50" w:before="0"/>
+            </w:pPr>
+            <w:r>
+              <w:rPr>
+                <w:color w:val="BBBBBB"/>
+                <w:sz w:val="18"/>
+                <w:szCs w:val="18"/>
+              </w:rPr>
+              <w:t xml:space="preserve">____________________________</w:t>
+            </w:r>
+          </w:p>
+          <w:p>
+            <w:pPr>
+              <w:spacing w:after="50" w:before="0"/>
+            </w:pPr>
+            <w:r>
+              <w:rPr>
+                <w:color w:val="BBBBBB"/>
+                <w:sz w:val="18"/>
+                <w:szCs w:val="18"/>
+              </w:rPr>
+              <w:t xml:space="preserve">____________________________</w:t>
+            </w:r>
+          </w:p>
+          <w:p>
+            <w:pPr>
+              <w:spacing w:after="50" w:before="0"/>
+            </w:pPr>
+            <w:r>
+              <w:rPr>
+                <w:color w:val="BBBBBB"/>
+                <w:sz w:val="18"/>
+                <w:szCs w:val="18"/>
+              </w:rPr>
+              <w:t xml:space="preserve">____________________________</w:t>
+            </w:r>
+          </w:p>
+          <w:p>
+            <w:pPr>
+              <w:spacing w:after="50" w:before="0"/>
+            </w:pPr>
+            <w:r>
+              <w:rPr>
+                <w:color w:val="BBBBBB"/>
+                <w:sz w:val="18"/>
+                <w:szCs w:val="18"/>
+              </w:rPr>
+              <w:t xml:space="preserve">____________________________</w:t>
+            </w:r>
+          </w:p>
+        </w:tc>
+        <w:tc>
+          <w:tcPr>
+            <w:tcW w:type="dxa" w:w="3000"/>
+            <w:shd w:fill="FBF3E2" w:color="auto" w:val="clear"/>
+            <w:tcMar>
+              <w:top w:type="dxa" w:w="80"/>
+              <w:left w:type="dxa" w:w="100"/>
+              <w:bottom w:type="dxa" w:w="80"/>
+              <w:right w:type="dxa" w:w="100"/>
+            </w:tcMar>
+            <w:vAlign w:val="top"/>
+          </w:tcPr>
+          <w:p>
+            <w:pPr>
+              <w:spacing w:after="30" w:before="0"/>
+            </w:pPr>
+            <w:r>
+              <w:rPr>
+                <w:b/>
+                <w:bCs/>
+                <w:color w:val="0F2B3C"/>
+                <w:sz w:val="18"/>
+                <w:szCs w:val="18"/>
+              </w:rPr>
+              <w:t xml:space="preserve">Because... ________________</w:t>
+            </w:r>
+          </w:p>
+          <w:p>
+            <w:pPr>
+              <w:spacing w:after="50" w:before="0"/>
+            </w:pPr>
+            <w:r>
+              <w:rPr>
+                <w:color w:val="BBBBBB"/>
+                <w:sz w:val="18"/>
+                <w:szCs w:val="18"/>
+              </w:rPr>
+              <w:t xml:space="preserve">____________________________</w:t>
+            </w:r>
+          </w:p>
+          <w:p>
+            <w:pPr>
+              <w:spacing w:after="30" w:before="40"/>
+            </w:pPr>
+            <w:r>
+              <w:rPr>
+                <w:b/>
+                <w:bCs/>
+                <w:color w:val="1A6FB5"/>
+                <w:sz w:val="18"/>
+                <w:szCs w:val="18"/>
+              </w:rPr>
+              <w:t xml:space="preserve">Although... _______________</w:t>
+            </w:r>
+          </w:p>
+          <w:p>
+            <w:pPr>
+              <w:spacing w:after="50" w:before="0"/>
+            </w:pPr>
+            <w:r>
+              <w:rPr>
+                <w:color w:val="BBBBBB"/>
+                <w:sz w:val="18"/>
+                <w:szCs w:val="18"/>
+              </w:rPr>
+              <w:t xml:space="preserve">____________________________</w:t>
+            </w:r>
+          </w:p>
+          <w:p>
+            <w:pPr>
+              <w:spacing w:after="30" w:before="40"/>
+            </w:pPr>
+            <w:r>
+              <w:rPr>
+                <w:b/>
+                <w:bCs/>
+                <w:color w:val="7A5400"/>
+                <w:sz w:val="18"/>
+                <w:szCs w:val="18"/>
+              </w:rPr>
+              <w:t xml:space="preserve">Therefore... ______________</w:t>
+            </w:r>
+          </w:p>
+          <w:p>
+            <w:pPr>
+              <w:spacing w:after="50" w:before="0"/>
+            </w:pPr>
+            <w:r>
+              <w:rPr>
+                <w:color w:val="BBBBBB"/>
+                <w:sz w:val="18"/>
+                <w:szCs w:val="18"/>
+              </w:rPr>
+              <w:t xml:space="preserve">____________________________</w:t>
+            </w:r>
+          </w:p>
+        </w:tc>
+      </w:tr>
+    </w:tbl>
+    <w:p>
+      <w:pPr>
+        <w:spacing w:after="60" w:before="0"/>
+      </w:pPr>
+      <w:r>
+        <w:t xml:space="preserve"/>
       </w:r>
     </w:p>
     <w:p>
@@ -430,6 +3946,141 @@
         <w:t xml:space="preserve">____________________________________________________</w:t>
       </w:r>
     </w:p>
+    <w:tbl>
+      <w:tblPr>
+        <w:tblW w:type="dxa" w:w="9360"/>
+        <w:tblBorders>
+          <w:top w:val="single" w:color="C7D2DD" w:sz="6"/>
+          <w:left w:val="single" w:color="C7D2DD" w:sz="6"/>
+          <w:bottom w:val="single" w:color="C7D2DD" w:sz="6"/>
+          <w:right w:val="single" w:color="C7D2DD" w:sz="6"/>
+          <w:insideH w:val="single" w:color="C7D2DD" w:sz="6"/>
+          <w:insideV w:val="single" w:color="C7D2DD" w:sz="6"/>
+        </w:tblBorders>
+      </w:tblPr>
+      <w:tblGrid>
+        <w:gridCol w:w="3120"/>
+        <w:gridCol w:w="3120"/>
+        <w:gridCol w:w="3120"/>
+      </w:tblGrid>
+      <w:tr>
+        <w:trPr>
+          <w:cantSplit/>
+          <w:tblHeader/>
+        </w:trPr>
+        <w:tc>
+          <w:tcPr>
+            <w:tcW w:type="dxa" w:w="9360"/>
+            <w:gridSpan w:val="3"/>
+            <w:shd w:fill="EEF4F8" w:color="auto" w:val="clear"/>
+            <w:tcMar>
+              <w:top w:type="dxa" w:w="60"/>
+              <w:left w:type="dxa" w:w="100"/>
+              <w:bottom w:type="dxa" w:w="60"/>
+              <w:right w:type="dxa" w:w="100"/>
+            </w:tcMar>
+          </w:tcPr>
+          <w:p>
+            <w:pPr>
+              <w:spacing w:after="0" w:before="0"/>
+            </w:pPr>
+            <w:r>
+              <w:rPr>
+                <w:b/>
+                <w:bCs/>
+                <w:color w:val="0F2B3C"/>
+                <w:sz w:val="18"/>
+                <w:szCs w:val="18"/>
+              </w:rPr>
+              <w:t xml:space="preserve">EXIT CHECK · 3-POINT SELF-ASSESSMENT CHECKLIST</w:t>
+            </w:r>
+          </w:p>
+        </w:tc>
+      </w:tr>
+      <w:tr>
+        <w:trPr>
+          <w:cantSplit/>
+        </w:trPr>
+        <w:tc>
+          <w:tcPr>
+            <w:tcW w:type="dxa" w:w="3120"/>
+            <w:tcMar>
+              <w:top w:type="dxa" w:w="80"/>
+              <w:left w:type="dxa" w:w="100"/>
+              <w:bottom w:type="dxa" w:w="80"/>
+              <w:right w:type="dxa" w:w="100"/>
+            </w:tcMar>
+          </w:tcPr>
+          <w:p>
+            <w:pPr>
+              <w:spacing w:after="0" w:before="0"/>
+            </w:pPr>
+            <w:r>
+              <w:rPr>
+                <w:b/>
+                <w:bCs/>
+                <w:color w:val="0F2B3C"/>
+                <w:sz w:val="18"/>
+                <w:szCs w:val="18"/>
+              </w:rPr>
+              <w:t xml:space="preserve">☐ 1. Units &amp; Labels Verified</w:t>
+            </w:r>
+          </w:p>
+        </w:tc>
+        <w:tc>
+          <w:tcPr>
+            <w:tcW w:type="dxa" w:w="3120"/>
+            <w:tcMar>
+              <w:top w:type="dxa" w:w="80"/>
+              <w:left w:type="dxa" w:w="100"/>
+              <w:bottom w:type="dxa" w:w="80"/>
+              <w:right w:type="dxa" w:w="100"/>
+            </w:tcMar>
+          </w:tcPr>
+          <w:p>
+            <w:pPr>
+              <w:spacing w:after="0" w:before="0"/>
+            </w:pPr>
+            <w:r>
+              <w:rPr>
+                <w:b/>
+                <w:bCs/>
+                <w:color w:val="0F2B3C"/>
+                <w:sz w:val="18"/>
+                <w:szCs w:val="18"/>
+              </w:rPr>
+              <w:t xml:space="preserve">☐ 2. Reasoning Stated (Because / Although / Therefore)</w:t>
+            </w:r>
+          </w:p>
+        </w:tc>
+        <w:tc>
+          <w:tcPr>
+            <w:tcW w:type="dxa" w:w="3120"/>
+            <w:tcMar>
+              <w:top w:type="dxa" w:w="80"/>
+              <w:left w:type="dxa" w:w="100"/>
+              <w:bottom w:type="dxa" w:w="80"/>
+              <w:right w:type="dxa" w:w="100"/>
+            </w:tcMar>
+          </w:tcPr>
+          <w:p>
+            <w:pPr>
+              <w:spacing w:after="0" w:before="0"/>
+            </w:pPr>
+            <w:r>
+              <w:rPr>
+                <w:b/>
+                <w:bCs/>
+                <w:color w:val="0F2B3C"/>
+                <w:sz w:val="18"/>
+                <w:szCs w:val="18"/>
+              </w:rPr>
+              <w:t xml:space="preserve">☐ 3. Calculations Double-Checked</w:t>
+            </w:r>
+          </w:p>
+        </w:tc>
+      </w:tr>
+    </w:tbl>
     <w:p>
       <w:pPr>
         <w:spacing w:after="60" w:before="120"/>
